--- a/Prototype.docx
+++ b/Prototype.docx
@@ -1,6 +1,6 @@
 
 <file path=word/document.xml><?xml version="1.0" encoding="utf-8"?>
-<w:document xmlns:wpc="http://schemas.microsoft.com/office/word/2010/wordprocessingCanvas" xmlns:cx="http://schemas.microsoft.com/office/drawing/2014/chartex" xmlns:cx1="http://schemas.microsoft.com/office/drawing/2015/9/8/chartex" xmlns:cx2="http://schemas.microsoft.com/office/drawing/2015/10/21/chartex" xmlns:cx3="http://schemas.microsoft.com/office/drawing/2016/5/9/chartex" xmlns:cx4="http://schemas.microsoft.com/office/drawing/2016/5/10/chartex" xmlns:cx5="http://schemas.microsoft.com/office/drawing/2016/5/11/chartex" xmlns:cx6="http://schemas.microsoft.com/office/drawing/2016/5/12/chartex" xmlns:cx7="http://schemas.microsoft.com/office/drawing/2016/5/13/chartex" xmlns:cx8="http://schemas.microsoft.com/office/drawing/2016/5/14/chartex" xmlns:mc="http://schemas.openxmlformats.org/markup-compatibility/2006" xmlns:aink="http://schemas.microsoft.com/office/drawing/2016/ink" xmlns:am3d="http://schemas.microsoft.com/office/drawing/2017/model3d" xmlns:o="urn:schemas-microsoft-com:office:office" xmlns:oel="http://schemas.microsoft.com/office/2019/extlst" xmlns:r="http://schemas.openxmlformats.org/officeDocument/2006/relationships" xmlns:m="http://schemas.openxmlformats.org/officeDocument/2006/math" xmlns:v="urn:schemas-microsoft-com:vml" xmlns:wp14="http://schemas.microsoft.com/office/word/2010/wordprocessingDrawing" xmlns:wp="http://schemas.openxmlformats.org/drawingml/2006/wordprocessingDrawing" xmlns:w10="urn:schemas-microsoft-com:office:word" xmlns:w="http://schemas.openxmlformats.org/wordprocessingml/2006/main" xmlns:w14="http://schemas.microsoft.com/office/word/2010/wordml" xmlns:w15="http://schemas.microsoft.com/office/word/2012/wordml" xmlns:w16cei="http://schemas.microsoft.com/office/word/2026/wordml/cei" xmlns:w16cex="http://schemas.microsoft.com/office/word/2018/wordml/cex" xmlns:w16cid="http://schemas.microsoft.com/office/word/2016/wordml/cid" xmlns:w16="http://schemas.microsoft.com/office/word/2018/wordml" xmlns:w16du="http://schemas.microsoft.com/office/word/2023/wordml/word16du" xmlns:w16sdtdh="http://schemas.microsoft.com/office/word/2020/wordml/sdtdatahash" xmlns:w16sdtfl="http://schemas.microsoft.com/office/word/2024/wordml/sdtformatlock" xmlns:w16se="http://schemas.microsoft.com/office/word/2015/wordml/symex" xmlns:wpg="http://schemas.microsoft.com/office/word/2010/wordprocessingGroup" xmlns:wpi="http://schemas.microsoft.com/office/word/2010/wordprocessingInk" xmlns:wne="http://schemas.microsoft.com/office/word/2006/wordml" xmlns:wps="http://schemas.microsoft.com/office/word/2010/wordprocessingShape" mc:Ignorable="w14 w15 w16se w16cid w16 w16cex w16sdtdh w16sdtfl w16du wp14">
+<w:document xmlns:wpc="http://schemas.microsoft.com/office/word/2010/wordprocessingCanvas" xmlns:cx="http://schemas.microsoft.com/office/drawing/2014/chartex" xmlns:cx1="http://schemas.microsoft.com/office/drawing/2015/9/8/chartex" xmlns:cx2="http://schemas.microsoft.com/office/drawing/2015/10/21/chartex" xmlns:cx3="http://schemas.microsoft.com/office/drawing/2016/5/9/chartex" xmlns:cx4="http://schemas.microsoft.com/office/drawing/2016/5/10/chartex" xmlns:cx5="http://schemas.microsoft.com/office/drawing/2016/5/11/chartex" xmlns:cx6="http://schemas.microsoft.com/office/drawing/2016/5/12/chartex" xmlns:cx7="http://schemas.microsoft.com/office/drawing/2016/5/13/chartex" xmlns:cx8="http://schemas.microsoft.com/office/drawing/2016/5/14/chartex" xmlns:mc="http://schemas.openxmlformats.org/markup-compatibility/2006" xmlns:aink="http://schemas.microsoft.com/office/drawing/2016/ink" xmlns:am3d="http://schemas.microsoft.com/office/drawing/2017/model3d" xmlns:o="urn:schemas-microsoft-com:office:office" xmlns:oel="http://schemas.microsoft.com/office/2019/extlst" xmlns:r="http://schemas.openxmlformats.org/officeDocument/2006/relationships" xmlns:m="http://schemas.openxmlformats.org/officeDocument/2006/math" xmlns:v="urn:schemas-microsoft-com:vml" xmlns:wp14="http://schemas.microsoft.com/office/word/2010/wordprocessingDrawing" xmlns:wp="http://schemas.openxmlformats.org/drawingml/2006/wordprocessingDrawing" xmlns:w10="urn:schemas-microsoft-com:office:word" xmlns:w="http://schemas.openxmlformats.org/wordprocessingml/2006/main" xmlns:w14="http://schemas.microsoft.com/office/word/2010/wordml" xmlns:w15="http://schemas.microsoft.com/office/word/2012/wordml" xmlns:w16cex="http://schemas.microsoft.com/office/word/2018/wordml/cex" xmlns:w16cid="http://schemas.microsoft.com/office/word/2016/wordml/cid" xmlns:w16="http://schemas.microsoft.com/office/word/2018/wordml" xmlns:w16du="http://schemas.microsoft.com/office/word/2023/wordml/word16du" xmlns:w16sdtdh="http://schemas.microsoft.com/office/word/2020/wordml/sdtdatahash" xmlns:w16sdtfl="http://schemas.microsoft.com/office/word/2024/wordml/sdtformatlock" xmlns:w16se="http://schemas.microsoft.com/office/word/2015/wordml/symex" xmlns:wpg="http://schemas.microsoft.com/office/word/2010/wordprocessingGroup" xmlns:wpi="http://schemas.microsoft.com/office/word/2010/wordprocessingInk" xmlns:wne="http://schemas.microsoft.com/office/word/2006/wordml" xmlns:wps="http://schemas.microsoft.com/office/word/2010/wordprocessingShape" mc:Ignorable="w14 w15 w16se w16cid w16 w16cex w16sdtdh w16sdtfl w16du wp14">
   <w:body>
     <w:p>
       <w:pPr>
@@ -30,6 +30,7 @@
       <w:r>
         <w:rPr>
           <w:rFonts w:asciiTheme="majorHAnsi" w:hAnsiTheme="majorHAnsi"/>
+          <w:noProof/>
         </w:rPr>
         <w:drawing>
           <wp:inline distT="0" distB="0" distL="0" distR="0" wp14:anchorId="45751958" wp14:editId="777FF18E">
@@ -183,14 +184,25 @@
           <w14:ligatures w14:val="none"/>
         </w:rPr>
       </w:pPr>
+      <w:proofErr w:type="gramStart"/>
       <w:r>
         <w:rPr>
           <w:rFonts w:asciiTheme="majorHAnsi" w:eastAsia="Times New Roman" w:hAnsiTheme="majorHAnsi" w:cs="Times New Roman"/>
           <w:kern w:val="0"/>
           <w14:ligatures w14:val="none"/>
         </w:rPr>
-        <w:t xml:space="preserve">Filter to </w:t>
-      </w:r>
+        <w:t>Filter to</w:t>
+      </w:r>
+      <w:proofErr w:type="gramEnd"/>
+      <w:r>
+        <w:rPr>
+          <w:rFonts w:asciiTheme="majorHAnsi" w:eastAsia="Times New Roman" w:hAnsiTheme="majorHAnsi" w:cs="Times New Roman"/>
+          <w:kern w:val="0"/>
+          <w14:ligatures w14:val="none"/>
+        </w:rPr>
+        <w:t xml:space="preserve"> </w:t>
+      </w:r>
+      <w:proofErr w:type="gramStart"/>
       <w:r>
         <w:rPr>
           <w:rFonts w:asciiTheme="majorHAnsi" w:eastAsia="Times New Roman" w:hAnsiTheme="majorHAnsi" w:cs="Times New Roman"/>
@@ -201,6 +213,7 @@
         </w:rPr>
         <w:t>High Risk</w:t>
       </w:r>
+      <w:proofErr w:type="gramEnd"/>
       <w:r>
         <w:rPr>
           <w:rFonts w:asciiTheme="majorHAnsi" w:eastAsia="Times New Roman" w:hAnsiTheme="majorHAnsi" w:cs="Times New Roman"/>
@@ -230,23 +243,7 @@
           <w:kern w:val="0"/>
           <w14:ligatures w14:val="none"/>
         </w:rPr>
-        <w:t>Select</w:t>
-      </w:r>
-      <w:r>
-        <w:rPr>
-          <w:rFonts w:asciiTheme="majorHAnsi" w:eastAsia="Times New Roman" w:hAnsiTheme="majorHAnsi" w:cs="Times New Roman"/>
-          <w:kern w:val="0"/>
-          <w14:ligatures w14:val="none"/>
-        </w:rPr>
-        <w:t xml:space="preserve"> Learners such as</w:t>
-      </w:r>
-      <w:r>
-        <w:rPr>
-          <w:rFonts w:asciiTheme="majorHAnsi" w:eastAsia="Times New Roman" w:hAnsiTheme="majorHAnsi" w:cs="Times New Roman"/>
-          <w:kern w:val="0"/>
-          <w14:ligatures w14:val="none"/>
-        </w:rPr>
-        <w:t xml:space="preserve"> </w:t>
+        <w:t xml:space="preserve">Select Learners such as </w:t>
       </w:r>
       <w:r>
         <w:rPr>
@@ -372,15 +369,7 @@
           <w:kern w:val="0"/>
           <w14:ligatures w14:val="none"/>
         </w:rPr>
-        <w:t>Return to the overview and explain how a lecturer could use the dashboard for early interven</w:t>
-      </w:r>
-      <w:r>
-        <w:rPr>
-          <w:rFonts w:asciiTheme="majorHAnsi" w:eastAsia="Times New Roman" w:hAnsiTheme="majorHAnsi" w:cs="Times New Roman"/>
-          <w:kern w:val="0"/>
-          <w14:ligatures w14:val="none"/>
-        </w:rPr>
-        <w:t>tion</w:t>
+        <w:t>Return to the overview and explain how a lecturer could use the dashboard for early intervention</w:t>
       </w:r>
       <w:r>
         <w:rPr>
@@ -510,7 +499,21 @@
         <w:rPr>
           <w:rFonts w:asciiTheme="majorHAnsi" w:hAnsiTheme="majorHAnsi"/>
         </w:rPr>
-        <w:t xml:space="preserve">Train a supervised ML model using historical anonymised student data. </w:t>
+        <w:t xml:space="preserve">Train a supervised ML model using historical </w:t>
+      </w:r>
+      <w:proofErr w:type="spellStart"/>
+      <w:r>
+        <w:rPr>
+          <w:rFonts w:asciiTheme="majorHAnsi" w:hAnsiTheme="majorHAnsi"/>
+        </w:rPr>
+        <w:t>anonymised</w:t>
+      </w:r>
+      <w:proofErr w:type="spellEnd"/>
+      <w:r>
+        <w:rPr>
+          <w:rFonts w:asciiTheme="majorHAnsi" w:hAnsiTheme="majorHAnsi"/>
+        </w:rPr>
+        <w:t xml:space="preserve"> student data. </w:t>
       </w:r>
     </w:p>
     <w:p>
@@ -618,7 +621,21 @@
         <w:rPr>
           <w:rFonts w:asciiTheme="majorHAnsi" w:hAnsiTheme="majorHAnsi"/>
         </w:rPr>
-        <w:t>Use an LLM/RAG layer to generate personalised learning-resource recommendations.</w:t>
+        <w:t xml:space="preserve">Use an LLM/RAG layer to generate </w:t>
+      </w:r>
+      <w:proofErr w:type="spellStart"/>
+      <w:r>
+        <w:rPr>
+          <w:rFonts w:asciiTheme="majorHAnsi" w:hAnsiTheme="majorHAnsi"/>
+        </w:rPr>
+        <w:t>personalised</w:t>
+      </w:r>
+      <w:proofErr w:type="spellEnd"/>
+      <w:r>
+        <w:rPr>
+          <w:rFonts w:asciiTheme="majorHAnsi" w:hAnsiTheme="majorHAnsi"/>
+        </w:rPr>
+        <w:t xml:space="preserve"> learning-resource recommendations.</w:t>
       </w:r>
     </w:p>
     <w:p>
@@ -660,7 +677,21 @@
         <w:rPr>
           <w:rFonts w:asciiTheme="majorHAnsi" w:hAnsiTheme="majorHAnsi"/>
         </w:rPr>
-        <w:t>The prototype should support lecturers rather than replace professional judgement. Risk flags can be affected by incomplete data, contextual factors or bias. Any real deployment should use appropriate governance, access control, data minimisation, transparency, human review and model monitoring.</w:t>
+        <w:t xml:space="preserve">The prototype should support lecturers rather than replace professional judgement. Risk flags can be affected by incomplete data, contextual factors or bias. Any real deployment should use appropriate governance, access control, data </w:t>
+      </w:r>
+      <w:proofErr w:type="spellStart"/>
+      <w:r>
+        <w:rPr>
+          <w:rFonts w:asciiTheme="majorHAnsi" w:hAnsiTheme="majorHAnsi"/>
+        </w:rPr>
+        <w:t>minimisation</w:t>
+      </w:r>
+      <w:proofErr w:type="spellEnd"/>
+      <w:r>
+        <w:rPr>
+          <w:rFonts w:asciiTheme="majorHAnsi" w:hAnsiTheme="majorHAnsi"/>
+        </w:rPr>
+        <w:t>, transparency, human review and model monitoring.</w:t>
       </w:r>
     </w:p>
     <w:p>
@@ -1202,6 +1233,7 @@
       <w:r>
         <w:rPr>
           <w:rFonts w:asciiTheme="majorHAnsi" w:hAnsiTheme="majorHAnsi"/>
+          <w:noProof/>
         </w:rPr>
         <w:drawing>
           <wp:inline distT="0" distB="0" distL="0" distR="0" wp14:anchorId="12F52564" wp14:editId="6529DEFF">
@@ -1298,18 +1330,144 @@
         <w:rPr>
           <w:rFonts w:asciiTheme="majorHAnsi" w:hAnsiTheme="majorHAnsi"/>
         </w:rPr>
-        <w:t xml:space="preserve"> as the main high-risk example</w:t>
-      </w:r>
-      <w:r>
-        <w:rPr>
-          <w:rFonts w:asciiTheme="majorHAnsi" w:hAnsiTheme="majorHAnsi"/>
-        </w:rPr>
-        <w:t xml:space="preserve"> for the demonstration.</w:t>
+        <w:t xml:space="preserve"> as the main high-risk example for the demonstration.</w:t>
+      </w:r>
+    </w:p>
+    <w:p>
+      <w:pPr>
+        <w:spacing w:line="360" w:lineRule="auto"/>
+        <w:rPr>
+          <w:rFonts w:asciiTheme="majorHAnsi" w:hAnsiTheme="majorHAnsi"/>
+        </w:rPr>
+      </w:pPr>
+    </w:p>
+    <w:p>
+      <w:pPr>
+        <w:rPr>
+          <w:rFonts w:asciiTheme="majorHAnsi" w:hAnsiTheme="majorHAnsi"/>
+        </w:rPr>
+      </w:pPr>
+      <w:r>
+        <w:rPr>
+          <w:rFonts w:asciiTheme="majorHAnsi" w:hAnsiTheme="majorHAnsi"/>
+        </w:rPr>
+        <w:br w:type="page"/>
+      </w:r>
+    </w:p>
+    <w:p>
+      <w:pPr>
+        <w:spacing w:line="360" w:lineRule="auto"/>
+        <w:rPr>
+          <w:rFonts w:asciiTheme="majorHAnsi" w:hAnsiTheme="majorHAnsi"/>
+          <w:b/>
+          <w:bCs/>
+          <w:u w:val="single"/>
+        </w:rPr>
+      </w:pPr>
+      <w:r>
+        <w:rPr>
+          <w:rFonts w:asciiTheme="majorHAnsi" w:hAnsiTheme="majorHAnsi"/>
+          <w:b/>
+          <w:bCs/>
+          <w:u w:val="single"/>
+        </w:rPr>
+        <w:lastRenderedPageBreak/>
+        <w:t>Submission Prototype URL</w:t>
+      </w:r>
+    </w:p>
+    <w:p>
+      <w:pPr>
+        <w:spacing w:line="360" w:lineRule="auto"/>
+        <w:rPr>
+          <w:rFonts w:asciiTheme="majorHAnsi" w:hAnsiTheme="majorHAnsi"/>
+        </w:rPr>
+      </w:pPr>
+      <w:r>
+        <w:rPr>
+          <w:rFonts w:asciiTheme="majorHAnsi" w:hAnsiTheme="majorHAnsi"/>
+          <w:b/>
+          <w:bCs/>
+        </w:rPr>
+        <w:t>Live Prototype:</w:t>
+      </w:r>
+      <w:r>
+        <w:rPr>
+          <w:rFonts w:asciiTheme="majorHAnsi" w:hAnsiTheme="majorHAnsi"/>
+        </w:rPr>
+        <w:br/>
+      </w:r>
+      <w:hyperlink r:id="rId11" w:history="1">
+        <w:r>
+          <w:rPr>
+            <w:rStyle w:val="Hyperlink"/>
+            <w:rFonts w:asciiTheme="majorHAnsi" w:hAnsiTheme="majorHAnsi"/>
+          </w:rPr>
+          <w:t>https://ai-student-progress-risk-monitoring.streamlit.app</w:t>
+        </w:r>
+      </w:hyperlink>
+    </w:p>
+    <w:p>
+      <w:pPr>
+        <w:spacing w:line="360" w:lineRule="auto"/>
+        <w:rPr>
+          <w:rFonts w:asciiTheme="majorHAnsi" w:hAnsiTheme="majorHAnsi"/>
+        </w:rPr>
+      </w:pPr>
+      <w:r>
+        <w:rPr>
+          <w:rFonts w:asciiTheme="majorHAnsi" w:hAnsiTheme="majorHAnsi"/>
+          <w:b/>
+          <w:bCs/>
+        </w:rPr>
+        <w:t>Source Code:</w:t>
+      </w:r>
+      <w:r>
+        <w:rPr>
+          <w:rFonts w:asciiTheme="majorHAnsi" w:hAnsiTheme="majorHAnsi"/>
+        </w:rPr>
+        <w:br/>
+      </w:r>
+      <w:hyperlink r:id="rId12" w:history="1">
+        <w:r>
+          <w:rPr>
+            <w:rStyle w:val="Hyperlink"/>
+            <w:rFonts w:asciiTheme="majorHAnsi" w:hAnsiTheme="majorHAnsi"/>
+          </w:rPr>
+          <w:t>https://github.com/your-username/ai-student-progress-risk-monitoring</w:t>
+        </w:r>
+      </w:hyperlink>
+    </w:p>
+    <w:p>
+      <w:pPr>
+        <w:spacing w:line="360" w:lineRule="auto"/>
+        <w:rPr>
+          <w:rFonts w:asciiTheme="majorHAnsi" w:hAnsiTheme="majorHAnsi"/>
+        </w:rPr>
+      </w:pPr>
+    </w:p>
+    <w:p>
+      <w:pPr>
+        <w:spacing w:line="360" w:lineRule="auto"/>
+        <w:jc w:val="center"/>
+        <w:rPr>
+          <w:rFonts w:asciiTheme="majorHAnsi" w:hAnsiTheme="majorHAnsi"/>
+          <w:b/>
+          <w:bCs/>
+        </w:rPr>
+      </w:pPr>
+      <w:r>
+        <w:rPr>
+          <w:rFonts w:asciiTheme="majorHAnsi" w:hAnsiTheme="majorHAnsi"/>
+          <w:b/>
+          <w:bCs/>
+          <w:highlight w:val="yellow"/>
+        </w:rPr>
+        <w:t>https://ai-student-progress-risk-monitoring.streamlit.app</w:t>
       </w:r>
     </w:p>
     <w:sectPr>
-      <w:headerReference w:type="default" r:id="rId11"/>
-      <w:footerReference w:type="default" r:id="rId12"/>
+      <w:headerReference w:type="default" r:id="rId13"/>
+      <w:footerReference w:type="default" r:id="rId14"/>
       <w:pgSz w:w="12240" w:h="15840"/>
       <w:pgMar w:top="1440" w:right="1440" w:bottom="1440" w:left="1440" w:header="720" w:footer="720" w:gutter="0"/>
       <w:pgBorders w:offsetFrom="page">
@@ -1326,7 +1484,7 @@
 </file>
 
 <file path=word/endnotes.xml><?xml version="1.0" encoding="utf-8"?>
-<w:endnotes xmlns:wpc="http://schemas.microsoft.com/office/word/2010/wordprocessingCanvas" xmlns:cx="http://schemas.microsoft.com/office/drawing/2014/chartex" xmlns:cx1="http://schemas.microsoft.com/office/drawing/2015/9/8/chartex" xmlns:cx2="http://schemas.microsoft.com/office/drawing/2015/10/21/chartex" xmlns:cx3="http://schemas.microsoft.com/office/drawing/2016/5/9/chartex" xmlns:cx4="http://schemas.microsoft.com/office/drawing/2016/5/10/chartex" xmlns:cx5="http://schemas.microsoft.com/office/drawing/2016/5/11/chartex" xmlns:cx6="http://schemas.microsoft.com/office/drawing/2016/5/12/chartex" xmlns:cx7="http://schemas.microsoft.com/office/drawing/2016/5/13/chartex" xmlns:cx8="http://schemas.microsoft.com/office/drawing/2016/5/14/chartex" xmlns:mc="http://schemas.openxmlformats.org/markup-compatibility/2006" xmlns:aink="http://schemas.microsoft.com/office/drawing/2016/ink" xmlns:am3d="http://schemas.microsoft.com/office/drawing/2017/model3d" xmlns:o="urn:schemas-microsoft-com:office:office" xmlns:oel="http://schemas.microsoft.com/office/2019/extlst" xmlns:r="http://schemas.openxmlformats.org/officeDocument/2006/relationships" xmlns:m="http://schemas.openxmlformats.org/officeDocument/2006/math" xmlns:v="urn:schemas-microsoft-com:vml" xmlns:wp14="http://schemas.microsoft.com/office/word/2010/wordprocessingDrawing" xmlns:wp="http://schemas.openxmlformats.org/drawingml/2006/wordprocessingDrawing" xmlns:w10="urn:schemas-microsoft-com:office:word" xmlns:w="http://schemas.openxmlformats.org/wordprocessingml/2006/main" xmlns:w14="http://schemas.microsoft.com/office/word/2010/wordml" xmlns:w15="http://schemas.microsoft.com/office/word/2012/wordml" xmlns:w16cei="http://schemas.microsoft.com/office/word/2026/wordml/cei" xmlns:w16cex="http://schemas.microsoft.com/office/word/2018/wordml/cex" xmlns:w16cid="http://schemas.microsoft.com/office/word/2016/wordml/cid" xmlns:w16="http://schemas.microsoft.com/office/word/2018/wordml" xmlns:w16du="http://schemas.microsoft.com/office/word/2023/wordml/word16du" xmlns:w16sdtdh="http://schemas.microsoft.com/office/word/2020/wordml/sdtdatahash" xmlns:w16sdtfl="http://schemas.microsoft.com/office/word/2024/wordml/sdtformatlock" xmlns:w16se="http://schemas.microsoft.com/office/word/2015/wordml/symex" xmlns:wpg="http://schemas.microsoft.com/office/word/2010/wordprocessingGroup" xmlns:wpi="http://schemas.microsoft.com/office/word/2010/wordprocessingInk" xmlns:wne="http://schemas.microsoft.com/office/word/2006/wordml" xmlns:wps="http://schemas.microsoft.com/office/word/2010/wordprocessingShape" mc:Ignorable="w14 w15 w16se w16cid w16 w16cex w16sdtdh w16sdtfl w16du wp14">
+<w:endnotes xmlns:wpc="http://schemas.microsoft.com/office/word/2010/wordprocessingCanvas" xmlns:cx="http://schemas.microsoft.com/office/drawing/2014/chartex" xmlns:cx1="http://schemas.microsoft.com/office/drawing/2015/9/8/chartex" xmlns:cx2="http://schemas.microsoft.com/office/drawing/2015/10/21/chartex" xmlns:cx3="http://schemas.microsoft.com/office/drawing/2016/5/9/chartex" xmlns:cx4="http://schemas.microsoft.com/office/drawing/2016/5/10/chartex" xmlns:cx5="http://schemas.microsoft.com/office/drawing/2016/5/11/chartex" xmlns:cx6="http://schemas.microsoft.com/office/drawing/2016/5/12/chartex" xmlns:cx7="http://schemas.microsoft.com/office/drawing/2016/5/13/chartex" xmlns:cx8="http://schemas.microsoft.com/office/drawing/2016/5/14/chartex" xmlns:mc="http://schemas.openxmlformats.org/markup-compatibility/2006" xmlns:aink="http://schemas.microsoft.com/office/drawing/2016/ink" xmlns:am3d="http://schemas.microsoft.com/office/drawing/2017/model3d" xmlns:o="urn:schemas-microsoft-com:office:office" xmlns:oel="http://schemas.microsoft.com/office/2019/extlst" xmlns:r="http://schemas.openxmlformats.org/officeDocument/2006/relationships" xmlns:m="http://schemas.openxmlformats.org/officeDocument/2006/math" xmlns:v="urn:schemas-microsoft-com:vml" xmlns:wp14="http://schemas.microsoft.com/office/word/2010/wordprocessingDrawing" xmlns:wp="http://schemas.openxmlformats.org/drawingml/2006/wordprocessingDrawing" xmlns:w10="urn:schemas-microsoft-com:office:word" xmlns:w="http://schemas.openxmlformats.org/wordprocessingml/2006/main" xmlns:w14="http://schemas.microsoft.com/office/word/2010/wordml" xmlns:w15="http://schemas.microsoft.com/office/word/2012/wordml" xmlns:w16cex="http://schemas.microsoft.com/office/word/2018/wordml/cex" xmlns:w16cid="http://schemas.microsoft.com/office/word/2016/wordml/cid" xmlns:w16="http://schemas.microsoft.com/office/word/2018/wordml" xmlns:w16du="http://schemas.microsoft.com/office/word/2023/wordml/word16du" xmlns:w16sdtdh="http://schemas.microsoft.com/office/word/2020/wordml/sdtdatahash" xmlns:w16sdtfl="http://schemas.microsoft.com/office/word/2024/wordml/sdtformatlock" xmlns:w16se="http://schemas.microsoft.com/office/word/2015/wordml/symex" xmlns:wpg="http://schemas.microsoft.com/office/word/2010/wordprocessingGroup" xmlns:wpi="http://schemas.microsoft.com/office/word/2010/wordprocessingInk" xmlns:wne="http://schemas.microsoft.com/office/word/2006/wordml" xmlns:wps="http://schemas.microsoft.com/office/word/2010/wordprocessingShape" mc:Ignorable="w14 w15 w16se w16cid w16 w16cex w16sdtdh w16sdtfl w16du wp14">
   <w:endnote w:type="separator" w:id="-1">
     <w:p>
       <w:pPr>
@@ -1351,7 +1509,7 @@
 </file>
 
 <file path=word/footer1.xml><?xml version="1.0" encoding="utf-8"?>
-<w:ftr xmlns:wpc="http://schemas.microsoft.com/office/word/2010/wordprocessingCanvas" xmlns:cx="http://schemas.microsoft.com/office/drawing/2014/chartex" xmlns:cx1="http://schemas.microsoft.com/office/drawing/2015/9/8/chartex" xmlns:cx2="http://schemas.microsoft.com/office/drawing/2015/10/21/chartex" xmlns:cx3="http://schemas.microsoft.com/office/drawing/2016/5/9/chartex" xmlns:cx4="http://schemas.microsoft.com/office/drawing/2016/5/10/chartex" xmlns:cx5="http://schemas.microsoft.com/office/drawing/2016/5/11/chartex" xmlns:cx6="http://schemas.microsoft.com/office/drawing/2016/5/12/chartex" xmlns:cx7="http://schemas.microsoft.com/office/drawing/2016/5/13/chartex" xmlns:cx8="http://schemas.microsoft.com/office/drawing/2016/5/14/chartex" xmlns:mc="http://schemas.openxmlformats.org/markup-compatibility/2006" xmlns:aink="http://schemas.microsoft.com/office/drawing/2016/ink" xmlns:am3d="http://schemas.microsoft.com/office/drawing/2017/model3d" xmlns:o="urn:schemas-microsoft-com:office:office" xmlns:oel="http://schemas.microsoft.com/office/2019/extlst" xmlns:r="http://schemas.openxmlformats.org/officeDocument/2006/relationships" xmlns:m="http://schemas.openxmlformats.org/officeDocument/2006/math" xmlns:v="urn:schemas-microsoft-com:vml" xmlns:wp14="http://schemas.microsoft.com/office/word/2010/wordprocessingDrawing" xmlns:wp="http://schemas.openxmlformats.org/drawingml/2006/wordprocessingDrawing" xmlns:w10="urn:schemas-microsoft-com:office:word" xmlns:w="http://schemas.openxmlformats.org/wordprocessingml/2006/main" xmlns:w14="http://schemas.microsoft.com/office/word/2010/wordml" xmlns:w15="http://schemas.microsoft.com/office/word/2012/wordml" xmlns:w16cei="http://schemas.microsoft.com/office/word/2026/wordml/cei" xmlns:w16cex="http://schemas.microsoft.com/office/word/2018/wordml/cex" xmlns:w16cid="http://schemas.microsoft.com/office/word/2016/wordml/cid" xmlns:w16="http://schemas.microsoft.com/office/word/2018/wordml" xmlns:w16du="http://schemas.microsoft.com/office/word/2023/wordml/word16du" xmlns:w16sdtdh="http://schemas.microsoft.com/office/word/2020/wordml/sdtdatahash" xmlns:w16sdtfl="http://schemas.microsoft.com/office/word/2024/wordml/sdtformatlock" xmlns:w16se="http://schemas.microsoft.com/office/word/2015/wordml/symex" xmlns:wpg="http://schemas.microsoft.com/office/word/2010/wordprocessingGroup" xmlns:wpi="http://schemas.microsoft.com/office/word/2010/wordprocessingInk" xmlns:wne="http://schemas.microsoft.com/office/word/2006/wordml" xmlns:wps="http://schemas.microsoft.com/office/word/2010/wordprocessingShape" mc:Ignorable="w14 w15 w16se w16cid w16 w16cex w16sdtdh w16sdtfl w16du wp14">
+<w:ftr xmlns:wpc="http://schemas.microsoft.com/office/word/2010/wordprocessingCanvas" xmlns:cx="http://schemas.microsoft.com/office/drawing/2014/chartex" xmlns:cx1="http://schemas.microsoft.com/office/drawing/2015/9/8/chartex" xmlns:cx2="http://schemas.microsoft.com/office/drawing/2015/10/21/chartex" xmlns:cx3="http://schemas.microsoft.com/office/drawing/2016/5/9/chartex" xmlns:cx4="http://schemas.microsoft.com/office/drawing/2016/5/10/chartex" xmlns:cx5="http://schemas.microsoft.com/office/drawing/2016/5/11/chartex" xmlns:cx6="http://schemas.microsoft.com/office/drawing/2016/5/12/chartex" xmlns:cx7="http://schemas.microsoft.com/office/drawing/2016/5/13/chartex" xmlns:cx8="http://schemas.microsoft.com/office/drawing/2016/5/14/chartex" xmlns:mc="http://schemas.openxmlformats.org/markup-compatibility/2006" xmlns:aink="http://schemas.microsoft.com/office/drawing/2016/ink" xmlns:am3d="http://schemas.microsoft.com/office/drawing/2017/model3d" xmlns:o="urn:schemas-microsoft-com:office:office" xmlns:oel="http://schemas.microsoft.com/office/2019/extlst" xmlns:r="http://schemas.openxmlformats.org/officeDocument/2006/relationships" xmlns:m="http://schemas.openxmlformats.org/officeDocument/2006/math" xmlns:v="urn:schemas-microsoft-com:vml" xmlns:wp14="http://schemas.microsoft.com/office/word/2010/wordprocessingDrawing" xmlns:wp="http://schemas.openxmlformats.org/drawingml/2006/wordprocessingDrawing" xmlns:w10="urn:schemas-microsoft-com:office:word" xmlns:w="http://schemas.openxmlformats.org/wordprocessingml/2006/main" xmlns:w14="http://schemas.microsoft.com/office/word/2010/wordml" xmlns:w15="http://schemas.microsoft.com/office/word/2012/wordml" xmlns:w16cex="http://schemas.microsoft.com/office/word/2018/wordml/cex" xmlns:w16cid="http://schemas.microsoft.com/office/word/2016/wordml/cid" xmlns:w16="http://schemas.microsoft.com/office/word/2018/wordml" xmlns:w16du="http://schemas.microsoft.com/office/word/2023/wordml/word16du" xmlns:w16sdtdh="http://schemas.microsoft.com/office/word/2020/wordml/sdtdatahash" xmlns:w16sdtfl="http://schemas.microsoft.com/office/word/2024/wordml/sdtformatlock" xmlns:w16se="http://schemas.microsoft.com/office/word/2015/wordml/symex" xmlns:wpg="http://schemas.microsoft.com/office/word/2010/wordprocessingGroup" xmlns:wpi="http://schemas.microsoft.com/office/word/2010/wordprocessingInk" xmlns:wne="http://schemas.microsoft.com/office/word/2006/wordml" xmlns:wps="http://schemas.microsoft.com/office/word/2010/wordprocessingShape" mc:Ignorable="w14 w15 w16se w16cid w16 w16cex w16sdtdh w16sdtfl w16du wp14">
   <w:p>
     <w:pPr>
       <w:pStyle w:val="Footer"/>
@@ -1413,7 +1571,7 @@
 </file>
 
 <file path=word/footnotes.xml><?xml version="1.0" encoding="utf-8"?>
-<w:footnotes xmlns:wpc="http://schemas.microsoft.com/office/word/2010/wordprocessingCanvas" xmlns:cx="http://schemas.microsoft.com/office/drawing/2014/chartex" xmlns:cx1="http://schemas.microsoft.com/office/drawing/2015/9/8/chartex" xmlns:cx2="http://schemas.microsoft.com/office/drawing/2015/10/21/chartex" xmlns:cx3="http://schemas.microsoft.com/office/drawing/2016/5/9/chartex" xmlns:cx4="http://schemas.microsoft.com/office/drawing/2016/5/10/chartex" xmlns:cx5="http://schemas.microsoft.com/office/drawing/2016/5/11/chartex" xmlns:cx6="http://schemas.microsoft.com/office/drawing/2016/5/12/chartex" xmlns:cx7="http://schemas.microsoft.com/office/drawing/2016/5/13/chartex" xmlns:cx8="http://schemas.microsoft.com/office/drawing/2016/5/14/chartex" xmlns:mc="http://schemas.openxmlformats.org/markup-compatibility/2006" xmlns:aink="http://schemas.microsoft.com/office/drawing/2016/ink" xmlns:am3d="http://schemas.microsoft.com/office/drawing/2017/model3d" xmlns:o="urn:schemas-microsoft-com:office:office" xmlns:oel="http://schemas.microsoft.com/office/2019/extlst" xmlns:r="http://schemas.openxmlformats.org/officeDocument/2006/relationships" xmlns:m="http://schemas.openxmlformats.org/officeDocument/2006/math" xmlns:v="urn:schemas-microsoft-com:vml" xmlns:wp14="http://schemas.microsoft.com/office/word/2010/wordprocessingDrawing" xmlns:wp="http://schemas.openxmlformats.org/drawingml/2006/wordprocessingDrawing" xmlns:w10="urn:schemas-microsoft-com:office:word" xmlns:w="http://schemas.openxmlformats.org/wordprocessingml/2006/main" xmlns:w14="http://schemas.microsoft.com/office/word/2010/wordml" xmlns:w15="http://schemas.microsoft.com/office/word/2012/wordml" xmlns:w16cei="http://schemas.microsoft.com/office/word/2026/wordml/cei" xmlns:w16cex="http://schemas.microsoft.com/office/word/2018/wordml/cex" xmlns:w16cid="http://schemas.microsoft.com/office/word/2016/wordml/cid" xmlns:w16="http://schemas.microsoft.com/office/word/2018/wordml" xmlns:w16du="http://schemas.microsoft.com/office/word/2023/wordml/word16du" xmlns:w16sdtdh="http://schemas.microsoft.com/office/word/2020/wordml/sdtdatahash" xmlns:w16sdtfl="http://schemas.microsoft.com/office/word/2024/wordml/sdtformatlock" xmlns:w16se="http://schemas.microsoft.com/office/word/2015/wordml/symex" xmlns:wpg="http://schemas.microsoft.com/office/word/2010/wordprocessingGroup" xmlns:wpi="http://schemas.microsoft.com/office/word/2010/wordprocessingInk" xmlns:wne="http://schemas.microsoft.com/office/word/2006/wordml" xmlns:wps="http://schemas.microsoft.com/office/word/2010/wordprocessingShape" mc:Ignorable="w14 w15 w16se w16cid w16 w16cex w16sdtdh w16sdtfl w16du wp14">
+<w:footnotes xmlns:wpc="http://schemas.microsoft.com/office/word/2010/wordprocessingCanvas" xmlns:cx="http://schemas.microsoft.com/office/drawing/2014/chartex" xmlns:cx1="http://schemas.microsoft.com/office/drawing/2015/9/8/chartex" xmlns:cx2="http://schemas.microsoft.com/office/drawing/2015/10/21/chartex" xmlns:cx3="http://schemas.microsoft.com/office/drawing/2016/5/9/chartex" xmlns:cx4="http://schemas.microsoft.com/office/drawing/2016/5/10/chartex" xmlns:cx5="http://schemas.microsoft.com/office/drawing/2016/5/11/chartex" xmlns:cx6="http://schemas.microsoft.com/office/drawing/2016/5/12/chartex" xmlns:cx7="http://schemas.microsoft.com/office/drawing/2016/5/13/chartex" xmlns:cx8="http://schemas.microsoft.com/office/drawing/2016/5/14/chartex" xmlns:mc="http://schemas.openxmlformats.org/markup-compatibility/2006" xmlns:aink="http://schemas.microsoft.com/office/drawing/2016/ink" xmlns:am3d="http://schemas.microsoft.com/office/drawing/2017/model3d" xmlns:o="urn:schemas-microsoft-com:office:office" xmlns:oel="http://schemas.microsoft.com/office/2019/extlst" xmlns:r="http://schemas.openxmlformats.org/officeDocument/2006/relationships" xmlns:m="http://schemas.openxmlformats.org/officeDocument/2006/math" xmlns:v="urn:schemas-microsoft-com:vml" xmlns:wp14="http://schemas.microsoft.com/office/word/2010/wordprocessingDrawing" xmlns:wp="http://schemas.openxmlformats.org/drawingml/2006/wordprocessingDrawing" xmlns:w10="urn:schemas-microsoft-com:office:word" xmlns:w="http://schemas.openxmlformats.org/wordprocessingml/2006/main" xmlns:w14="http://schemas.microsoft.com/office/word/2010/wordml" xmlns:w15="http://schemas.microsoft.com/office/word/2012/wordml" xmlns:w16cex="http://schemas.microsoft.com/office/word/2018/wordml/cex" xmlns:w16cid="http://schemas.microsoft.com/office/word/2016/wordml/cid" xmlns:w16="http://schemas.microsoft.com/office/word/2018/wordml" xmlns:w16du="http://schemas.microsoft.com/office/word/2023/wordml/word16du" xmlns:w16sdtdh="http://schemas.microsoft.com/office/word/2020/wordml/sdtdatahash" xmlns:w16sdtfl="http://schemas.microsoft.com/office/word/2024/wordml/sdtformatlock" xmlns:w16se="http://schemas.microsoft.com/office/word/2015/wordml/symex" xmlns:wpg="http://schemas.microsoft.com/office/word/2010/wordprocessingGroup" xmlns:wpi="http://schemas.microsoft.com/office/word/2010/wordprocessingInk" xmlns:wne="http://schemas.microsoft.com/office/word/2006/wordml" xmlns:wps="http://schemas.microsoft.com/office/word/2010/wordprocessingShape" mc:Ignorable="w14 w15 w16se w16cid w16 w16cex w16sdtdh w16sdtfl w16du wp14">
   <w:footnote w:type="separator" w:id="-1">
     <w:p>
       <w:pPr>
@@ -1438,7 +1596,7 @@
 </file>
 
 <file path=word/header1.xml><?xml version="1.0" encoding="utf-8"?>
-<w:hdr xmlns:wpc="http://schemas.microsoft.com/office/word/2010/wordprocessingCanvas" xmlns:cx="http://schemas.microsoft.com/office/drawing/2014/chartex" xmlns:cx1="http://schemas.microsoft.com/office/drawing/2015/9/8/chartex" xmlns:cx2="http://schemas.microsoft.com/office/drawing/2015/10/21/chartex" xmlns:cx3="http://schemas.microsoft.com/office/drawing/2016/5/9/chartex" xmlns:cx4="http://schemas.microsoft.com/office/drawing/2016/5/10/chartex" xmlns:cx5="http://schemas.microsoft.com/office/drawing/2016/5/11/chartex" xmlns:cx6="http://schemas.microsoft.com/office/drawing/2016/5/12/chartex" xmlns:cx7="http://schemas.microsoft.com/office/drawing/2016/5/13/chartex" xmlns:cx8="http://schemas.microsoft.com/office/drawing/2016/5/14/chartex" xmlns:mc="http://schemas.openxmlformats.org/markup-compatibility/2006" xmlns:aink="http://schemas.microsoft.com/office/drawing/2016/ink" xmlns:am3d="http://schemas.microsoft.com/office/drawing/2017/model3d" xmlns:o="urn:schemas-microsoft-com:office:office" xmlns:oel="http://schemas.microsoft.com/office/2019/extlst" xmlns:r="http://schemas.openxmlformats.org/officeDocument/2006/relationships" xmlns:m="http://schemas.openxmlformats.org/officeDocument/2006/math" xmlns:v="urn:schemas-microsoft-com:vml" xmlns:wp14="http://schemas.microsoft.com/office/word/2010/wordprocessingDrawing" xmlns:wp="http://schemas.openxmlformats.org/drawingml/2006/wordprocessingDrawing" xmlns:w10="urn:schemas-microsoft-com:office:word" xmlns:w="http://schemas.openxmlformats.org/wordprocessingml/2006/main" xmlns:w14="http://schemas.microsoft.com/office/word/2010/wordml" xmlns:w15="http://schemas.microsoft.com/office/word/2012/wordml" xmlns:w16cei="http://schemas.microsoft.com/office/word/2026/wordml/cei" xmlns:w16cex="http://schemas.microsoft.com/office/word/2018/wordml/cex" xmlns:w16cid="http://schemas.microsoft.com/office/word/2016/wordml/cid" xmlns:w16="http://schemas.microsoft.com/office/word/2018/wordml" xmlns:w16du="http://schemas.microsoft.com/office/word/2023/wordml/word16du" xmlns:w16sdtdh="http://schemas.microsoft.com/office/word/2020/wordml/sdtdatahash" xmlns:w16sdtfl="http://schemas.microsoft.com/office/word/2024/wordml/sdtformatlock" xmlns:w16se="http://schemas.microsoft.com/office/word/2015/wordml/symex" xmlns:wpg="http://schemas.microsoft.com/office/word/2010/wordprocessingGroup" xmlns:wpi="http://schemas.microsoft.com/office/word/2010/wordprocessingInk" xmlns:wne="http://schemas.microsoft.com/office/word/2006/wordml" xmlns:wps="http://schemas.microsoft.com/office/word/2010/wordprocessingShape" mc:Ignorable="w14 w15 w16se w16cid w16 w16cex w16sdtdh w16sdtfl w16du wp14">
+<w:hdr xmlns:wpc="http://schemas.microsoft.com/office/word/2010/wordprocessingCanvas" xmlns:cx="http://schemas.microsoft.com/office/drawing/2014/chartex" xmlns:cx1="http://schemas.microsoft.com/office/drawing/2015/9/8/chartex" xmlns:cx2="http://schemas.microsoft.com/office/drawing/2015/10/21/chartex" xmlns:cx3="http://schemas.microsoft.com/office/drawing/2016/5/9/chartex" xmlns:cx4="http://schemas.microsoft.com/office/drawing/2016/5/10/chartex" xmlns:cx5="http://schemas.microsoft.com/office/drawing/2016/5/11/chartex" xmlns:cx6="http://schemas.microsoft.com/office/drawing/2016/5/12/chartex" xmlns:cx7="http://schemas.microsoft.com/office/drawing/2016/5/13/chartex" xmlns:cx8="http://schemas.microsoft.com/office/drawing/2016/5/14/chartex" xmlns:mc="http://schemas.openxmlformats.org/markup-compatibility/2006" xmlns:aink="http://schemas.microsoft.com/office/drawing/2016/ink" xmlns:am3d="http://schemas.microsoft.com/office/drawing/2017/model3d" xmlns:o="urn:schemas-microsoft-com:office:office" xmlns:oel="http://schemas.microsoft.com/office/2019/extlst" xmlns:r="http://schemas.openxmlformats.org/officeDocument/2006/relationships" xmlns:m="http://schemas.openxmlformats.org/officeDocument/2006/math" xmlns:v="urn:schemas-microsoft-com:vml" xmlns:wp14="http://schemas.microsoft.com/office/word/2010/wordprocessingDrawing" xmlns:wp="http://schemas.openxmlformats.org/drawingml/2006/wordprocessingDrawing" xmlns:w10="urn:schemas-microsoft-com:office:word" xmlns:w="http://schemas.openxmlformats.org/wordprocessingml/2006/main" xmlns:w14="http://schemas.microsoft.com/office/word/2010/wordml" xmlns:w15="http://schemas.microsoft.com/office/word/2012/wordml" xmlns:w16cex="http://schemas.microsoft.com/office/word/2018/wordml/cex" xmlns:w16cid="http://schemas.microsoft.com/office/word/2016/wordml/cid" xmlns:w16="http://schemas.microsoft.com/office/word/2018/wordml" xmlns:w16du="http://schemas.microsoft.com/office/word/2023/wordml/word16du" xmlns:w16sdtdh="http://schemas.microsoft.com/office/word/2020/wordml/sdtdatahash" xmlns:w16sdtfl="http://schemas.microsoft.com/office/word/2024/wordml/sdtformatlock" xmlns:w16se="http://schemas.microsoft.com/office/word/2015/wordml/symex" xmlns:wpg="http://schemas.microsoft.com/office/word/2010/wordprocessingGroup" xmlns:wpi="http://schemas.microsoft.com/office/word/2010/wordprocessingInk" xmlns:wne="http://schemas.microsoft.com/office/word/2006/wordml" xmlns:wps="http://schemas.microsoft.com/office/word/2010/wordprocessingShape" mc:Ignorable="w14 w15 w16se w16cid w16 w16cex w16sdtdh w16sdtfl w16du wp14">
   <w:p>
     <w:pPr>
       <w:rPr>
@@ -1451,14 +1609,7 @@
         <w:b/>
         <w:bCs/>
       </w:rPr>
-      <w:t xml:space="preserve">Hackathon 2026 - </w:t>
-    </w:r>
-    <w:r>
-      <w:rPr>
-        <w:b/>
-        <w:bCs/>
-      </w:rPr>
-      <w:t>AI-Powered Student Progress &amp; Risk Monitoring</w:t>
+      <w:t>Hackathon 2026 - AI-Powered Student Progress &amp; Risk Monitoring</w:t>
     </w:r>
   </w:p>
   <w:p>
@@ -1470,7 +1621,7 @@
 </file>
 
 <file path=word/numbering.xml><?xml version="1.0" encoding="utf-8"?>
-<w:numbering xmlns:wpc="http://schemas.microsoft.com/office/word/2010/wordprocessingCanvas" xmlns:cx="http://schemas.microsoft.com/office/drawing/2014/chartex" xmlns:cx1="http://schemas.microsoft.com/office/drawing/2015/9/8/chartex" xmlns:cx2="http://schemas.microsoft.com/office/drawing/2015/10/21/chartex" xmlns:cx3="http://schemas.microsoft.com/office/drawing/2016/5/9/chartex" xmlns:cx4="http://schemas.microsoft.com/office/drawing/2016/5/10/chartex" xmlns:cx5="http://schemas.microsoft.com/office/drawing/2016/5/11/chartex" xmlns:cx6="http://schemas.microsoft.com/office/drawing/2016/5/12/chartex" xmlns:cx7="http://schemas.microsoft.com/office/drawing/2016/5/13/chartex" xmlns:cx8="http://schemas.microsoft.com/office/drawing/2016/5/14/chartex" xmlns:mc="http://schemas.openxmlformats.org/markup-compatibility/2006" xmlns:aink="http://schemas.microsoft.com/office/drawing/2016/ink" xmlns:am3d="http://schemas.microsoft.com/office/drawing/2017/model3d" xmlns:o="urn:schemas-microsoft-com:office:office" xmlns:oel="http://schemas.microsoft.com/office/2019/extlst" xmlns:r="http://schemas.openxmlformats.org/officeDocument/2006/relationships" xmlns:m="http://schemas.openxmlformats.org/officeDocument/2006/math" xmlns:v="urn:schemas-microsoft-com:vml" xmlns:wp14="http://schemas.microsoft.com/office/word/2010/wordprocessingDrawing" xmlns:wp="http://schemas.openxmlformats.org/drawingml/2006/wordprocessingDrawing" xmlns:w10="urn:schemas-microsoft-com:office:word" xmlns:w="http://schemas.openxmlformats.org/wordprocessingml/2006/main" xmlns:w14="http://schemas.microsoft.com/office/word/2010/wordml" xmlns:w15="http://schemas.microsoft.com/office/word/2012/wordml" xmlns:w16cei="http://schemas.microsoft.com/office/word/2026/wordml/cei" xmlns:w16cex="http://schemas.microsoft.com/office/word/2018/wordml/cex" xmlns:w16cid="http://schemas.microsoft.com/office/word/2016/wordml/cid" xmlns:w16="http://schemas.microsoft.com/office/word/2018/wordml" xmlns:w16du="http://schemas.microsoft.com/office/word/2023/wordml/word16du" xmlns:w16sdtdh="http://schemas.microsoft.com/office/word/2020/wordml/sdtdatahash" xmlns:w16sdtfl="http://schemas.microsoft.com/office/word/2024/wordml/sdtformatlock" xmlns:w16se="http://schemas.microsoft.com/office/word/2015/wordml/symex" xmlns:wpg="http://schemas.microsoft.com/office/word/2010/wordprocessingGroup" xmlns:wpi="http://schemas.microsoft.com/office/word/2010/wordprocessingInk" xmlns:wne="http://schemas.microsoft.com/office/word/2006/wordml" xmlns:wps="http://schemas.microsoft.com/office/word/2010/wordprocessingShape" mc:Ignorable="w14 w15 w16se w16cid w16 w16cex w16sdtdh w16sdtfl w16du wp14">
+<w:numbering xmlns:wpc="http://schemas.microsoft.com/office/word/2010/wordprocessingCanvas" xmlns:cx="http://schemas.microsoft.com/office/drawing/2014/chartex" xmlns:cx1="http://schemas.microsoft.com/office/drawing/2015/9/8/chartex" xmlns:cx2="http://schemas.microsoft.com/office/drawing/2015/10/21/chartex" xmlns:cx3="http://schemas.microsoft.com/office/drawing/2016/5/9/chartex" xmlns:cx4="http://schemas.microsoft.com/office/drawing/2016/5/10/chartex" xmlns:cx5="http://schemas.microsoft.com/office/drawing/2016/5/11/chartex" xmlns:cx6="http://schemas.microsoft.com/office/drawing/2016/5/12/chartex" xmlns:cx7="http://schemas.microsoft.com/office/drawing/2016/5/13/chartex" xmlns:cx8="http://schemas.microsoft.com/office/drawing/2016/5/14/chartex" xmlns:mc="http://schemas.openxmlformats.org/markup-compatibility/2006" xmlns:aink="http://schemas.microsoft.com/office/drawing/2016/ink" xmlns:am3d="http://schemas.microsoft.com/office/drawing/2017/model3d" xmlns:o="urn:schemas-microsoft-com:office:office" xmlns:oel="http://schemas.microsoft.com/office/2019/extlst" xmlns:r="http://schemas.openxmlformats.org/officeDocument/2006/relationships" xmlns:m="http://schemas.openxmlformats.org/officeDocument/2006/math" xmlns:v="urn:schemas-microsoft-com:vml" xmlns:wp14="http://schemas.microsoft.com/office/word/2010/wordprocessingDrawing" xmlns:wp="http://schemas.openxmlformats.org/drawingml/2006/wordprocessingDrawing" xmlns:w10="urn:schemas-microsoft-com:office:word" xmlns:w="http://schemas.openxmlformats.org/wordprocessingml/2006/main" xmlns:w14="http://schemas.microsoft.com/office/word/2010/wordml" xmlns:w15="http://schemas.microsoft.com/office/word/2012/wordml" xmlns:w16cex="http://schemas.microsoft.com/office/word/2018/wordml/cex" xmlns:w16cid="http://schemas.microsoft.com/office/word/2016/wordml/cid" xmlns:w16="http://schemas.microsoft.com/office/word/2018/wordml" xmlns:w16du="http://schemas.microsoft.com/office/word/2023/wordml/word16du" xmlns:w16sdtdh="http://schemas.microsoft.com/office/word/2020/wordml/sdtdatahash" xmlns:w16sdtfl="http://schemas.microsoft.com/office/word/2024/wordml/sdtformatlock" xmlns:w16se="http://schemas.microsoft.com/office/word/2015/wordml/symex" xmlns:wpg="http://schemas.microsoft.com/office/word/2010/wordprocessingGroup" xmlns:wpi="http://schemas.microsoft.com/office/word/2010/wordprocessingInk" xmlns:wne="http://schemas.microsoft.com/office/word/2006/wordml" xmlns:wps="http://schemas.microsoft.com/office/word/2010/wordprocessingShape" mc:Ignorable="w14 w15 w16se w16cid w16 w16cex w16sdtdh w16sdtfl w16du wp14">
   <w:abstractNum w:abstractNumId="0" w15:restartNumberingAfterBreak="0">
     <w:nsid w:val="127A79FF"/>
     <w:multiLevelType w:val="multilevel"/>
@@ -2854,6 +3005,7 @@
   <w:style w:type="character" w:default="1" w:styleId="DefaultParagraphFont">
     <w:name w:val="Default Paragraph Font"/>
     <w:uiPriority w:val="1"/>
+    <w:semiHidden/>
     <w:unhideWhenUsed/>
   </w:style>
   <w:style w:type="table" w:default="1" w:styleId="TableNormal">

--- a/Prototype.docx
+++ b/Prototype.docx
@@ -20,6 +20,16 @@
         </w:rPr>
         <w:t>Prototype – Instructional Setup (Running Bash Scripts)</w:t>
       </w:r>
+    </w:p>
+    <w:p>
+      <w:pPr>
+        <w:rPr>
+          <w:rFonts w:asciiTheme="majorHAnsi" w:hAnsiTheme="majorHAnsi"/>
+          <w:b/>
+          <w:bCs/>
+          <w:u w:val="single"/>
+        </w:rPr>
+      </w:pPr>
     </w:p>
     <w:p>
       <w:pPr>
@@ -369,6 +379,7 @@
           <w:kern w:val="0"/>
           <w14:ligatures w14:val="none"/>
         </w:rPr>
+        <w:lastRenderedPageBreak/>
         <w:t>Return to the overview and explain how a lecturer could use the dashboard for early intervention</w:t>
       </w:r>
       <w:r>
@@ -1402,9 +1413,17 @@
             <w:rStyle w:val="Hyperlink"/>
             <w:rFonts w:asciiTheme="majorHAnsi" w:hAnsiTheme="majorHAnsi"/>
           </w:rPr>
-          <w:t>https://ai-student-progress-risk-monitoring.streamlit.app</w:t>
+          <w:t>https://ai-student-progress-risk-monitoring-evyktamjzjwej2wyxk6wll.streamlit.app/</w:t>
         </w:r>
       </w:hyperlink>
+    </w:p>
+    <w:p>
+      <w:pPr>
+        <w:spacing w:line="360" w:lineRule="auto"/>
+        <w:rPr>
+          <w:rFonts w:asciiTheme="majorHAnsi" w:hAnsiTheme="majorHAnsi"/>
+        </w:rPr>
+      </w:pPr>
     </w:p>
     <w:p>
       <w:pPr>
@@ -1433,7 +1452,7 @@
             <w:rStyle w:val="Hyperlink"/>
             <w:rFonts w:asciiTheme="majorHAnsi" w:hAnsiTheme="majorHAnsi"/>
           </w:rPr>
-          <w:t>https://github.com/your-username/ai-student-progress-risk-monitoring</w:t>
+          <w:t>https://github.com/dlimks2002/ai-student-progress-risk-monitoring</w:t>
         </w:r>
       </w:hyperlink>
     </w:p>
@@ -1444,26 +1463,6 @@
           <w:rFonts w:asciiTheme="majorHAnsi" w:hAnsiTheme="majorHAnsi"/>
         </w:rPr>
       </w:pPr>
-    </w:p>
-    <w:p>
-      <w:pPr>
-        <w:spacing w:line="360" w:lineRule="auto"/>
-        <w:jc w:val="center"/>
-        <w:rPr>
-          <w:rFonts w:asciiTheme="majorHAnsi" w:hAnsiTheme="majorHAnsi"/>
-          <w:b/>
-          <w:bCs/>
-        </w:rPr>
-      </w:pPr>
-      <w:r>
-        <w:rPr>
-          <w:rFonts w:asciiTheme="majorHAnsi" w:hAnsiTheme="majorHAnsi"/>
-          <w:b/>
-          <w:bCs/>
-          <w:highlight w:val="yellow"/>
-        </w:rPr>
-        <w:t>https://ai-student-progress-risk-monitoring.streamlit.app</w:t>
-      </w:r>
     </w:p>
     <w:sectPr>
       <w:headerReference w:type="default" r:id="rId13"/>
@@ -3005,7 +3004,6 @@
   <w:style w:type="character" w:default="1" w:styleId="DefaultParagraphFont">
     <w:name w:val="Default Paragraph Font"/>
     <w:uiPriority w:val="1"/>
-    <w:semiHidden/>
     <w:unhideWhenUsed/>
   </w:style>
   <w:style w:type="table" w:default="1" w:styleId="TableNormal">

--- a/Prototype.docx
+++ b/Prototype.docx
@@ -116,7 +116,6 @@
     </w:p>
     <w:p>
       <w:pPr>
-        <w:spacing w:line="360" w:lineRule="auto"/>
         <w:rPr>
           <w:rFonts w:asciiTheme="majorHAnsi" w:hAnsiTheme="majorHAnsi"/>
           <w:b/>
@@ -131,6 +130,27 @@
           <w:bCs/>
           <w:u w:val="single"/>
         </w:rPr>
+        <w:br w:type="page"/>
+      </w:r>
+    </w:p>
+    <w:p>
+      <w:pPr>
+        <w:spacing w:line="360" w:lineRule="auto"/>
+        <w:rPr>
+          <w:rFonts w:asciiTheme="majorHAnsi" w:hAnsiTheme="majorHAnsi"/>
+          <w:b/>
+          <w:bCs/>
+          <w:u w:val="single"/>
+        </w:rPr>
+      </w:pPr>
+      <w:r>
+        <w:rPr>
+          <w:rFonts w:asciiTheme="majorHAnsi" w:hAnsiTheme="majorHAnsi"/>
+          <w:b/>
+          <w:bCs/>
+          <w:u w:val="single"/>
+        </w:rPr>
+        <w:lastRenderedPageBreak/>
         <w:t>Workflow Demonstration</w:t>
       </w:r>
     </w:p>
@@ -379,7 +399,6 @@
           <w:kern w:val="0"/>
           <w14:ligatures w14:val="none"/>
         </w:rPr>
-        <w:lastRenderedPageBreak/>
         <w:t>Return to the overview and explain how a lecturer could use the dashboard for early intervention</w:t>
       </w:r>
       <w:r>
@@ -1053,17 +1072,35 @@
     </w:p>
     <w:p>
       <w:pPr>
-        <w:spacing w:line="360" w:lineRule="auto"/>
-        <w:rPr>
-          <w:rFonts w:asciiTheme="majorHAnsi" w:hAnsiTheme="majorHAnsi"/>
-        </w:rPr>
-      </w:pPr>
-      <w:r>
         <w:rPr>
           <w:rFonts w:asciiTheme="majorHAnsi" w:hAnsiTheme="majorHAnsi"/>
           <w:b/>
           <w:bCs/>
         </w:rPr>
+      </w:pPr>
+      <w:r>
+        <w:rPr>
+          <w:rFonts w:asciiTheme="majorHAnsi" w:hAnsiTheme="majorHAnsi"/>
+          <w:b/>
+          <w:bCs/>
+        </w:rPr>
+        <w:br w:type="page"/>
+      </w:r>
+    </w:p>
+    <w:p>
+      <w:pPr>
+        <w:spacing w:line="360" w:lineRule="auto"/>
+        <w:rPr>
+          <w:rFonts w:asciiTheme="majorHAnsi" w:hAnsiTheme="majorHAnsi"/>
+        </w:rPr>
+      </w:pPr>
+      <w:r>
+        <w:rPr>
+          <w:rFonts w:asciiTheme="majorHAnsi" w:hAnsiTheme="majorHAnsi"/>
+          <w:b/>
+          <w:bCs/>
+        </w:rPr>
+        <w:lastRenderedPageBreak/>
         <w:t>Risk Score =</w:t>
       </w:r>
     </w:p>
@@ -1150,7 +1187,6 @@
         <w:rPr>
           <w:rFonts w:asciiTheme="majorHAnsi" w:hAnsiTheme="majorHAnsi"/>
         </w:rPr>
-        <w:lastRenderedPageBreak/>
         <w:t xml:space="preserve">This is a good choice for a </w:t>
       </w:r>
       <w:r>
@@ -1346,33 +1382,8 @@
     </w:p>
     <w:p>
       <w:pPr>
-        <w:spacing w:line="360" w:lineRule="auto"/>
-        <w:rPr>
-          <w:rFonts w:asciiTheme="majorHAnsi" w:hAnsiTheme="majorHAnsi"/>
-        </w:rPr>
-      </w:pPr>
-    </w:p>
-    <w:p>
-      <w:pPr>
-        <w:rPr>
-          <w:rFonts w:asciiTheme="majorHAnsi" w:hAnsiTheme="majorHAnsi"/>
-        </w:rPr>
-      </w:pPr>
-      <w:r>
-        <w:rPr>
-          <w:rFonts w:asciiTheme="majorHAnsi" w:hAnsiTheme="majorHAnsi"/>
-        </w:rPr>
-        <w:br w:type="page"/>
-      </w:r>
-    </w:p>
-    <w:p>
-      <w:pPr>
-        <w:spacing w:line="360" w:lineRule="auto"/>
-        <w:rPr>
-          <w:rFonts w:asciiTheme="majorHAnsi" w:hAnsiTheme="majorHAnsi"/>
-          <w:b/>
-          <w:bCs/>
-          <w:u w:val="single"/>
+        <w:rPr>
+          <w:rFonts w:asciiTheme="majorHAnsi" w:hAnsiTheme="majorHAnsi"/>
         </w:rPr>
       </w:pPr>
       <w:r>
@@ -1413,7 +1424,21 @@
             <w:rStyle w:val="Hyperlink"/>
             <w:rFonts w:asciiTheme="majorHAnsi" w:hAnsiTheme="majorHAnsi"/>
           </w:rPr>
-          <w:t>https://ai-student-progress-risk-monitoring-evyktamjzjwej2wyxk6wll.streamlit.app/</w:t>
+          <w:t>https://ai-student-progress-risk-monitoring-evy</w:t>
+        </w:r>
+        <w:r>
+          <w:rPr>
+            <w:rStyle w:val="Hyperlink"/>
+            <w:rFonts w:asciiTheme="majorHAnsi" w:hAnsiTheme="majorHAnsi"/>
+          </w:rPr>
+          <w:t>k</w:t>
+        </w:r>
+        <w:r>
+          <w:rPr>
+            <w:rStyle w:val="Hyperlink"/>
+            <w:rFonts w:asciiTheme="majorHAnsi" w:hAnsiTheme="majorHAnsi"/>
+          </w:rPr>
+          <w:t>tamjzjwej2wyxk6wll.streamlit.app/</w:t>
         </w:r>
       </w:hyperlink>
     </w:p>
@@ -1452,7 +1477,21 @@
             <w:rStyle w:val="Hyperlink"/>
             <w:rFonts w:asciiTheme="majorHAnsi" w:hAnsiTheme="majorHAnsi"/>
           </w:rPr>
-          <w:t>https://github.com/dlimks2002/ai-student-progress-risk-monitoring</w:t>
+          <w:t>https://github.com/dlimks2002/ai-student-progress-ris</w:t>
+        </w:r>
+        <w:r>
+          <w:rPr>
+            <w:rStyle w:val="Hyperlink"/>
+            <w:rFonts w:asciiTheme="majorHAnsi" w:hAnsiTheme="majorHAnsi"/>
+          </w:rPr>
+          <w:t>k</w:t>
+        </w:r>
+        <w:r>
+          <w:rPr>
+            <w:rStyle w:val="Hyperlink"/>
+            <w:rFonts w:asciiTheme="majorHAnsi" w:hAnsiTheme="majorHAnsi"/>
+          </w:rPr>
+          <w:t>-monitoring</w:t>
         </w:r>
       </w:hyperlink>
     </w:p>
@@ -3004,6 +3043,7 @@
   <w:style w:type="character" w:default="1" w:styleId="DefaultParagraphFont">
     <w:name w:val="Default Paragraph Font"/>
     <w:uiPriority w:val="1"/>
+    <w:semiHidden/>
     <w:unhideWhenUsed/>
   </w:style>
   <w:style w:type="table" w:default="1" w:styleId="TableNormal">
@@ -3383,6 +3423,18 @@
     <w:link w:val="Footer"/>
     <w:uiPriority w:val="99"/>
     <w:rsid w:val="00DC6A2F"/>
+  </w:style>
+  <w:style w:type="character" w:styleId="FollowedHyperlink">
+    <w:name w:val="FollowedHyperlink"/>
+    <w:basedOn w:val="DefaultParagraphFont"/>
+    <w:uiPriority w:val="99"/>
+    <w:semiHidden/>
+    <w:unhideWhenUsed/>
+    <w:rsid w:val="006E0C99"/>
+    <w:rPr>
+      <w:color w:val="96607D" w:themeColor="followedHyperlink"/>
+      <w:u w:val="single"/>
+    </w:rPr>
   </w:style>
 </w:styles>
 </file>

--- a/Prototype.docx
+++ b/Prototype.docx
@@ -113,6 +113,252 @@
           <w:bCs/>
         </w:rPr>
       </w:pPr>
+      <w:r>
+        <w:rPr>
+          <w:rFonts w:asciiTheme="majorHAnsi" w:hAnsiTheme="majorHAnsi"/>
+          <w:b/>
+          <w:bCs/>
+        </w:rPr>
+        <w:br w:type="page"/>
+      </w:r>
+    </w:p>
+    <w:p>
+      <w:pPr>
+        <w:rPr>
+          <w:rFonts w:asciiTheme="majorHAnsi" w:hAnsiTheme="majorHAnsi"/>
+          <w:b/>
+          <w:bCs/>
+        </w:rPr>
+      </w:pPr>
+      <w:r>
+        <w:rPr>
+          <w:rFonts w:asciiTheme="majorHAnsi" w:hAnsiTheme="majorHAnsi"/>
+          <w:b/>
+          <w:bCs/>
+        </w:rPr>
+        <w:lastRenderedPageBreak/>
+        <w:t>Note:</w:t>
+      </w:r>
+    </w:p>
+    <w:p>
+      <w:pPr>
+        <w:pStyle w:val="ListParagraph"/>
+        <w:numPr>
+          <w:ilvl w:val="0"/>
+          <w:numId w:val="7"/>
+        </w:numPr>
+        <w:rPr>
+          <w:rFonts w:asciiTheme="majorHAnsi" w:hAnsiTheme="majorHAnsi"/>
+        </w:rPr>
+      </w:pPr>
+      <w:r>
+        <w:rPr>
+          <w:rFonts w:asciiTheme="majorHAnsi" w:hAnsiTheme="majorHAnsi"/>
+        </w:rPr>
+        <w:t>http://localhost:8501 will only work after the Streamlit application is actually running on your computer.</w:t>
+      </w:r>
+    </w:p>
+    <w:p>
+      <w:pPr>
+        <w:rPr>
+          <w:rFonts w:asciiTheme="majorHAnsi" w:hAnsiTheme="majorHAnsi"/>
+        </w:rPr>
+      </w:pPr>
+      <w:r>
+        <w:rPr>
+          <w:rFonts w:asciiTheme="majorHAnsi" w:hAnsiTheme="majorHAnsi"/>
+        </w:rPr>
+        <w:t>Steps:</w:t>
+      </w:r>
+    </w:p>
+    <w:p>
+      <w:pPr>
+        <w:rPr>
+          <w:rFonts w:asciiTheme="majorHAnsi" w:hAnsiTheme="majorHAnsi"/>
+        </w:rPr>
+      </w:pPr>
+      <w:r>
+        <w:rPr>
+          <w:rFonts w:asciiTheme="majorHAnsi" w:hAnsiTheme="majorHAnsi"/>
+        </w:rPr>
+        <w:t>Check python</w:t>
+      </w:r>
+    </w:p>
+    <w:p>
+      <w:pPr>
+        <w:pStyle w:val="ListParagraph"/>
+        <w:numPr>
+          <w:ilvl w:val="0"/>
+          <w:numId w:val="7"/>
+        </w:numPr>
+        <w:rPr>
+          <w:rFonts w:asciiTheme="majorHAnsi" w:hAnsiTheme="majorHAnsi"/>
+        </w:rPr>
+      </w:pPr>
+      <w:r>
+        <w:rPr>
+          <w:rFonts w:asciiTheme="majorHAnsi" w:hAnsiTheme="majorHAnsi"/>
+        </w:rPr>
+        <w:t xml:space="preserve">python </w:t>
+      </w:r>
+      <w:r>
+        <w:rPr>
+          <w:rFonts w:asciiTheme="majorHAnsi" w:hAnsiTheme="majorHAnsi"/>
+        </w:rPr>
+        <w:t>--</w:t>
+      </w:r>
+      <w:r>
+        <w:rPr>
+          <w:rFonts w:asciiTheme="majorHAnsi" w:hAnsiTheme="majorHAnsi"/>
+        </w:rPr>
+        <w:t>version</w:t>
+      </w:r>
+    </w:p>
+    <w:p>
+      <w:pPr>
+        <w:rPr>
+          <w:rFonts w:asciiTheme="majorHAnsi" w:hAnsiTheme="majorHAnsi"/>
+        </w:rPr>
+      </w:pPr>
+      <w:r>
+        <w:rPr>
+          <w:rFonts w:asciiTheme="majorHAnsi" w:hAnsiTheme="majorHAnsi"/>
+        </w:rPr>
+        <w:t>Install Streamlit</w:t>
+      </w:r>
+    </w:p>
+    <w:p>
+      <w:pPr>
+        <w:pStyle w:val="ListParagraph"/>
+        <w:numPr>
+          <w:ilvl w:val="0"/>
+          <w:numId w:val="7"/>
+        </w:numPr>
+        <w:rPr>
+          <w:rFonts w:asciiTheme="majorHAnsi" w:hAnsiTheme="majorHAnsi"/>
+        </w:rPr>
+      </w:pPr>
+      <w:r>
+        <w:rPr>
+          <w:rFonts w:asciiTheme="majorHAnsi" w:hAnsiTheme="majorHAnsi"/>
+        </w:rPr>
+        <w:t>pip install -r requirements.txt</w:t>
+      </w:r>
+    </w:p>
+    <w:p>
+      <w:pPr>
+        <w:rPr>
+          <w:rFonts w:asciiTheme="majorHAnsi" w:hAnsiTheme="majorHAnsi"/>
+        </w:rPr>
+      </w:pPr>
+      <w:r>
+        <w:rPr>
+          <w:rFonts w:asciiTheme="majorHAnsi" w:hAnsiTheme="majorHAnsi"/>
+        </w:rPr>
+        <w:t>Prototype Startup:</w:t>
+      </w:r>
+    </w:p>
+    <w:p>
+      <w:pPr>
+        <w:pStyle w:val="ListParagraph"/>
+        <w:numPr>
+          <w:ilvl w:val="0"/>
+          <w:numId w:val="7"/>
+        </w:numPr>
+        <w:rPr>
+          <w:rFonts w:asciiTheme="majorHAnsi" w:hAnsiTheme="majorHAnsi"/>
+        </w:rPr>
+      </w:pPr>
+      <w:r>
+        <w:rPr>
+          <w:rFonts w:asciiTheme="majorHAnsi" w:hAnsiTheme="majorHAnsi"/>
+        </w:rPr>
+        <w:t>streamlit run app.py</w:t>
+      </w:r>
+    </w:p>
+    <w:p>
+      <w:pPr>
+        <w:rPr>
+          <w:rFonts w:asciiTheme="majorHAnsi" w:hAnsiTheme="majorHAnsi"/>
+        </w:rPr>
+      </w:pPr>
+      <w:r>
+        <w:rPr>
+          <w:rFonts w:asciiTheme="majorHAnsi" w:hAnsiTheme="majorHAnsi"/>
+        </w:rPr>
+        <w:t>Then follow by:</w:t>
+      </w:r>
+    </w:p>
+    <w:p>
+      <w:pPr>
+        <w:pStyle w:val="ListParagraph"/>
+        <w:numPr>
+          <w:ilvl w:val="0"/>
+          <w:numId w:val="7"/>
+        </w:numPr>
+        <w:rPr>
+          <w:rFonts w:asciiTheme="majorHAnsi" w:hAnsiTheme="majorHAnsi"/>
+        </w:rPr>
+      </w:pPr>
+      <w:hyperlink r:id="rId9" w:history="1">
+        <w:r>
+          <w:rPr>
+            <w:rStyle w:val="Hyperlink"/>
+            <w:rFonts w:asciiTheme="majorHAnsi" w:hAnsiTheme="majorHAnsi"/>
+          </w:rPr>
+          <w:t>http://localhost:8501</w:t>
+        </w:r>
+      </w:hyperlink>
+    </w:p>
+    <w:p>
+      <w:pPr>
+        <w:rPr>
+          <w:rFonts w:asciiTheme="majorHAnsi" w:hAnsiTheme="majorHAnsi"/>
+        </w:rPr>
+      </w:pPr>
+      <w:r>
+        <w:rPr>
+          <w:rFonts w:asciiTheme="majorHAnsi" w:hAnsiTheme="majorHAnsi"/>
+        </w:rPr>
+        <w:t>If streamlit is not recognized</w:t>
+      </w:r>
+      <w:r>
+        <w:rPr>
+          <w:rFonts w:asciiTheme="majorHAnsi" w:hAnsiTheme="majorHAnsi"/>
+        </w:rPr>
+        <w:t>, try the following:</w:t>
+      </w:r>
+    </w:p>
+    <w:p>
+      <w:pPr>
+        <w:pStyle w:val="ListParagraph"/>
+        <w:numPr>
+          <w:ilvl w:val="0"/>
+          <w:numId w:val="7"/>
+        </w:numPr>
+        <w:rPr>
+          <w:rFonts w:asciiTheme="majorHAnsi" w:hAnsiTheme="majorHAnsi"/>
+        </w:rPr>
+      </w:pPr>
+      <w:r>
+        <w:rPr>
+          <w:rFonts w:asciiTheme="majorHAnsi" w:hAnsiTheme="majorHAnsi"/>
+        </w:rPr>
+        <w:t>python -m streamlit run app.py</w:t>
+      </w:r>
+    </w:p>
+    <w:p>
+      <w:pPr>
+        <w:rPr>
+          <w:rFonts w:asciiTheme="majorHAnsi" w:hAnsiTheme="majorHAnsi"/>
+        </w:rPr>
+      </w:pPr>
+      <w:r>
+        <w:rPr>
+          <w:rFonts w:asciiTheme="majorHAnsi" w:hAnsiTheme="majorHAnsi"/>
+        </w:rPr>
+        <w:br w:type="page"/>
+      </w:r>
     </w:p>
     <w:p>
       <w:pPr>
@@ -123,6 +369,429 @@
           <w:u w:val="single"/>
         </w:rPr>
       </w:pPr>
+    </w:p>
+    <w:p>
+      <w:pPr>
+        <w:rPr>
+          <w:rFonts w:asciiTheme="majorHAnsi" w:hAnsiTheme="majorHAnsi"/>
+          <w:b/>
+          <w:bCs/>
+          <w:u w:val="single"/>
+        </w:rPr>
+      </w:pPr>
+      <w:r>
+        <w:rPr>
+          <w:rFonts w:asciiTheme="majorHAnsi" w:hAnsiTheme="majorHAnsi"/>
+          <w:b/>
+          <w:bCs/>
+          <w:noProof/>
+          <w:u w:val="single"/>
+        </w:rPr>
+        <w:drawing>
+          <wp:inline distT="0" distB="0" distL="0" distR="0" wp14:anchorId="28516977" wp14:editId="66B0D38A">
+            <wp:extent cx="5943600" cy="3332480"/>
+            <wp:effectExtent l="0" t="0" r="0" b="1270"/>
+            <wp:docPr id="2127343313" name="Picture 1"/>
+            <wp:cNvGraphicFramePr>
+              <a:graphicFrameLocks xmlns:a="http://schemas.openxmlformats.org/drawingml/2006/main" noChangeAspect="1"/>
+            </wp:cNvGraphicFramePr>
+            <a:graphic xmlns:a="http://schemas.openxmlformats.org/drawingml/2006/main">
+              <a:graphicData uri="http://schemas.openxmlformats.org/drawingml/2006/picture">
+                <pic:pic xmlns:pic="http://schemas.openxmlformats.org/drawingml/2006/picture">
+                  <pic:nvPicPr>
+                    <pic:cNvPr id="2127343313" name=""/>
+                    <pic:cNvPicPr/>
+                  </pic:nvPicPr>
+                  <pic:blipFill>
+                    <a:blip r:embed="rId10"/>
+                    <a:stretch>
+                      <a:fillRect/>
+                    </a:stretch>
+                  </pic:blipFill>
+                  <pic:spPr>
+                    <a:xfrm>
+                      <a:off x="0" y="0"/>
+                      <a:ext cx="5943600" cy="3332480"/>
+                    </a:xfrm>
+                    <a:prstGeom prst="rect">
+                      <a:avLst/>
+                    </a:prstGeom>
+                  </pic:spPr>
+                </pic:pic>
+              </a:graphicData>
+            </a:graphic>
+          </wp:inline>
+        </w:drawing>
+      </w:r>
+    </w:p>
+    <w:p>
+      <w:pPr>
+        <w:rPr>
+          <w:rFonts w:asciiTheme="majorHAnsi" w:hAnsiTheme="majorHAnsi"/>
+          <w:b/>
+          <w:bCs/>
+          <w:u w:val="single"/>
+        </w:rPr>
+      </w:pPr>
+    </w:p>
+    <w:p>
+      <w:pPr>
+        <w:rPr>
+          <w:rFonts w:asciiTheme="majorHAnsi" w:hAnsiTheme="majorHAnsi"/>
+          <w:b/>
+          <w:bCs/>
+          <w:u w:val="single"/>
+        </w:rPr>
+      </w:pPr>
+      <w:r>
+        <w:rPr>
+          <w:rFonts w:asciiTheme="majorHAnsi" w:hAnsiTheme="majorHAnsi"/>
+          <w:b/>
+          <w:bCs/>
+          <w:noProof/>
+          <w:u w:val="single"/>
+        </w:rPr>
+        <w:drawing>
+          <wp:inline distT="0" distB="0" distL="0" distR="0" wp14:anchorId="30D995E6" wp14:editId="2C263DBA">
+            <wp:extent cx="5943600" cy="3338195"/>
+            <wp:effectExtent l="0" t="0" r="0" b="0"/>
+            <wp:docPr id="1597863838" name="Picture 1"/>
+            <wp:cNvGraphicFramePr>
+              <a:graphicFrameLocks xmlns:a="http://schemas.openxmlformats.org/drawingml/2006/main" noChangeAspect="1"/>
+            </wp:cNvGraphicFramePr>
+            <a:graphic xmlns:a="http://schemas.openxmlformats.org/drawingml/2006/main">
+              <a:graphicData uri="http://schemas.openxmlformats.org/drawingml/2006/picture">
+                <pic:pic xmlns:pic="http://schemas.openxmlformats.org/drawingml/2006/picture">
+                  <pic:nvPicPr>
+                    <pic:cNvPr id="1597863838" name=""/>
+                    <pic:cNvPicPr/>
+                  </pic:nvPicPr>
+                  <pic:blipFill>
+                    <a:blip r:embed="rId11"/>
+                    <a:stretch>
+                      <a:fillRect/>
+                    </a:stretch>
+                  </pic:blipFill>
+                  <pic:spPr>
+                    <a:xfrm>
+                      <a:off x="0" y="0"/>
+                      <a:ext cx="5943600" cy="3338195"/>
+                    </a:xfrm>
+                    <a:prstGeom prst="rect">
+                      <a:avLst/>
+                    </a:prstGeom>
+                  </pic:spPr>
+                </pic:pic>
+              </a:graphicData>
+            </a:graphic>
+          </wp:inline>
+        </w:drawing>
+      </w:r>
+      <w:r>
+        <w:rPr>
+          <w:rFonts w:asciiTheme="majorHAnsi" w:hAnsiTheme="majorHAnsi"/>
+          <w:b/>
+          <w:bCs/>
+          <w:u w:val="single"/>
+        </w:rPr>
+        <w:br w:type="page"/>
+      </w:r>
+    </w:p>
+    <w:p>
+      <w:pPr>
+        <w:rPr>
+          <w:rFonts w:asciiTheme="majorHAnsi" w:hAnsiTheme="majorHAnsi"/>
+          <w:b/>
+          <w:bCs/>
+          <w:u w:val="single"/>
+        </w:rPr>
+      </w:pPr>
+      <w:r>
+        <w:rPr>
+          <w:rFonts w:asciiTheme="majorHAnsi" w:hAnsiTheme="majorHAnsi"/>
+          <w:b/>
+          <w:bCs/>
+          <w:noProof/>
+          <w:u w:val="single"/>
+        </w:rPr>
+        <w:lastRenderedPageBreak/>
+        <w:drawing>
+          <wp:inline distT="0" distB="0" distL="0" distR="0" wp14:anchorId="6E6A78FE" wp14:editId="0EB2A83D">
+            <wp:extent cx="5943600" cy="3331210"/>
+            <wp:effectExtent l="0" t="0" r="0" b="2540"/>
+            <wp:docPr id="779470149" name="Picture 1"/>
+            <wp:cNvGraphicFramePr>
+              <a:graphicFrameLocks xmlns:a="http://schemas.openxmlformats.org/drawingml/2006/main" noChangeAspect="1"/>
+            </wp:cNvGraphicFramePr>
+            <a:graphic xmlns:a="http://schemas.openxmlformats.org/drawingml/2006/main">
+              <a:graphicData uri="http://schemas.openxmlformats.org/drawingml/2006/picture">
+                <pic:pic xmlns:pic="http://schemas.openxmlformats.org/drawingml/2006/picture">
+                  <pic:nvPicPr>
+                    <pic:cNvPr id="779470149" name=""/>
+                    <pic:cNvPicPr/>
+                  </pic:nvPicPr>
+                  <pic:blipFill>
+                    <a:blip r:embed="rId12"/>
+                    <a:stretch>
+                      <a:fillRect/>
+                    </a:stretch>
+                  </pic:blipFill>
+                  <pic:spPr>
+                    <a:xfrm>
+                      <a:off x="0" y="0"/>
+                      <a:ext cx="5943600" cy="3331210"/>
+                    </a:xfrm>
+                    <a:prstGeom prst="rect">
+                      <a:avLst/>
+                    </a:prstGeom>
+                  </pic:spPr>
+                </pic:pic>
+              </a:graphicData>
+            </a:graphic>
+          </wp:inline>
+        </w:drawing>
+      </w:r>
+    </w:p>
+    <w:p>
+      <w:pPr>
+        <w:rPr>
+          <w:rFonts w:asciiTheme="majorHAnsi" w:hAnsiTheme="majorHAnsi"/>
+          <w:b/>
+          <w:bCs/>
+          <w:u w:val="single"/>
+        </w:rPr>
+      </w:pPr>
+    </w:p>
+    <w:p>
+      <w:pPr>
+        <w:rPr>
+          <w:rFonts w:asciiTheme="majorHAnsi" w:hAnsiTheme="majorHAnsi"/>
+          <w:b/>
+          <w:bCs/>
+          <w:u w:val="single"/>
+        </w:rPr>
+      </w:pPr>
+      <w:r>
+        <w:rPr>
+          <w:rFonts w:asciiTheme="majorHAnsi" w:hAnsiTheme="majorHAnsi"/>
+          <w:b/>
+          <w:bCs/>
+          <w:noProof/>
+          <w:u w:val="single"/>
+        </w:rPr>
+        <w:drawing>
+          <wp:inline distT="0" distB="0" distL="0" distR="0" wp14:anchorId="2776D6C9" wp14:editId="6ABD36FF">
+            <wp:extent cx="5943600" cy="2523490"/>
+            <wp:effectExtent l="0" t="0" r="0" b="0"/>
+            <wp:docPr id="1206914277" name="Picture 1"/>
+            <wp:cNvGraphicFramePr>
+              <a:graphicFrameLocks xmlns:a="http://schemas.openxmlformats.org/drawingml/2006/main" noChangeAspect="1"/>
+            </wp:cNvGraphicFramePr>
+            <a:graphic xmlns:a="http://schemas.openxmlformats.org/drawingml/2006/main">
+              <a:graphicData uri="http://schemas.openxmlformats.org/drawingml/2006/picture">
+                <pic:pic xmlns:pic="http://schemas.openxmlformats.org/drawingml/2006/picture">
+                  <pic:nvPicPr>
+                    <pic:cNvPr id="1206914277" name=""/>
+                    <pic:cNvPicPr/>
+                  </pic:nvPicPr>
+                  <pic:blipFill>
+                    <a:blip r:embed="rId13"/>
+                    <a:stretch>
+                      <a:fillRect/>
+                    </a:stretch>
+                  </pic:blipFill>
+                  <pic:spPr>
+                    <a:xfrm>
+                      <a:off x="0" y="0"/>
+                      <a:ext cx="5943600" cy="2523490"/>
+                    </a:xfrm>
+                    <a:prstGeom prst="rect">
+                      <a:avLst/>
+                    </a:prstGeom>
+                  </pic:spPr>
+                </pic:pic>
+              </a:graphicData>
+            </a:graphic>
+          </wp:inline>
+        </w:drawing>
+      </w:r>
+    </w:p>
+    <w:p>
+      <w:pPr>
+        <w:rPr>
+          <w:rFonts w:asciiTheme="majorHAnsi" w:hAnsiTheme="majorHAnsi"/>
+          <w:b/>
+          <w:bCs/>
+          <w:u w:val="single"/>
+        </w:rPr>
+      </w:pPr>
+    </w:p>
+    <w:p>
+      <w:pPr>
+        <w:rPr>
+          <w:rFonts w:asciiTheme="majorHAnsi" w:hAnsiTheme="majorHAnsi"/>
+          <w:b/>
+          <w:bCs/>
+          <w:u w:val="single"/>
+        </w:rPr>
+      </w:pPr>
+      <w:r>
+        <w:rPr>
+          <w:rFonts w:asciiTheme="majorHAnsi" w:hAnsiTheme="majorHAnsi"/>
+          <w:b/>
+          <w:bCs/>
+          <w:u w:val="single"/>
+        </w:rPr>
+        <w:br w:type="page"/>
+      </w:r>
+    </w:p>
+    <w:p>
+      <w:pPr>
+        <w:rPr>
+          <w:rFonts w:asciiTheme="majorHAnsi" w:hAnsiTheme="majorHAnsi"/>
+          <w:b/>
+          <w:bCs/>
+          <w:u w:val="single"/>
+        </w:rPr>
+      </w:pPr>
+      <w:r>
+        <w:rPr>
+          <w:rFonts w:asciiTheme="majorHAnsi" w:hAnsiTheme="majorHAnsi"/>
+          <w:b/>
+          <w:bCs/>
+          <w:u w:val="single"/>
+        </w:rPr>
+        <w:lastRenderedPageBreak/>
+        <w:t>Directory of files</w:t>
+      </w:r>
+    </w:p>
+    <w:p>
+      <w:pPr>
+        <w:rPr>
+          <w:rFonts w:asciiTheme="majorHAnsi" w:hAnsiTheme="majorHAnsi"/>
+          <w:b/>
+          <w:bCs/>
+          <w:u w:val="single"/>
+        </w:rPr>
+      </w:pPr>
+    </w:p>
+    <w:p>
+      <w:pPr>
+        <w:rPr>
+          <w:rFonts w:asciiTheme="majorHAnsi" w:hAnsiTheme="majorHAnsi"/>
+          <w:b/>
+          <w:bCs/>
+          <w:u w:val="single"/>
+        </w:rPr>
+      </w:pPr>
+      <w:r>
+        <w:rPr>
+          <w:rFonts w:asciiTheme="majorHAnsi" w:hAnsiTheme="majorHAnsi"/>
+          <w:b/>
+          <w:bCs/>
+          <w:noProof/>
+          <w:u w:val="single"/>
+        </w:rPr>
+        <w:drawing>
+          <wp:inline distT="0" distB="0" distL="0" distR="0" wp14:anchorId="0DB051F4" wp14:editId="4044B7DC">
+            <wp:extent cx="3010161" cy="1619390"/>
+            <wp:effectExtent l="0" t="0" r="0" b="0"/>
+            <wp:docPr id="574535560" name="Picture 1"/>
+            <wp:cNvGraphicFramePr>
+              <a:graphicFrameLocks xmlns:a="http://schemas.openxmlformats.org/drawingml/2006/main" noChangeAspect="1"/>
+            </wp:cNvGraphicFramePr>
+            <a:graphic xmlns:a="http://schemas.openxmlformats.org/drawingml/2006/main">
+              <a:graphicData uri="http://schemas.openxmlformats.org/drawingml/2006/picture">
+                <pic:pic xmlns:pic="http://schemas.openxmlformats.org/drawingml/2006/picture">
+                  <pic:nvPicPr>
+                    <pic:cNvPr id="574535560" name=""/>
+                    <pic:cNvPicPr/>
+                  </pic:nvPicPr>
+                  <pic:blipFill>
+                    <a:blip r:embed="rId14"/>
+                    <a:stretch>
+                      <a:fillRect/>
+                    </a:stretch>
+                  </pic:blipFill>
+                  <pic:spPr>
+                    <a:xfrm>
+                      <a:off x="0" y="0"/>
+                      <a:ext cx="3010161" cy="1619390"/>
+                    </a:xfrm>
+                    <a:prstGeom prst="rect">
+                      <a:avLst/>
+                    </a:prstGeom>
+                  </pic:spPr>
+                </pic:pic>
+              </a:graphicData>
+            </a:graphic>
+          </wp:inline>
+        </w:drawing>
+      </w:r>
+    </w:p>
+    <w:p>
+      <w:pPr>
+        <w:rPr>
+          <w:rFonts w:asciiTheme="majorHAnsi" w:hAnsiTheme="majorHAnsi"/>
+          <w:b/>
+          <w:bCs/>
+          <w:u w:val="single"/>
+        </w:rPr>
+      </w:pPr>
+    </w:p>
+    <w:p>
+      <w:pPr>
+        <w:rPr>
+          <w:rFonts w:asciiTheme="majorHAnsi" w:hAnsiTheme="majorHAnsi"/>
+          <w:b/>
+          <w:bCs/>
+          <w:u w:val="single"/>
+        </w:rPr>
+      </w:pPr>
+      <w:r>
+        <w:rPr>
+          <w:rFonts w:asciiTheme="majorHAnsi" w:hAnsiTheme="majorHAnsi"/>
+          <w:b/>
+          <w:bCs/>
+          <w:noProof/>
+          <w:u w:val="single"/>
+        </w:rPr>
+        <w:drawing>
+          <wp:inline distT="0" distB="0" distL="0" distR="0" wp14:anchorId="302A288A" wp14:editId="5C621524">
+            <wp:extent cx="4370449" cy="2522439"/>
+            <wp:effectExtent l="0" t="0" r="0" b="0"/>
+            <wp:docPr id="143796915" name="Picture 1"/>
+            <wp:cNvGraphicFramePr>
+              <a:graphicFrameLocks xmlns:a="http://schemas.openxmlformats.org/drawingml/2006/main" noChangeAspect="1"/>
+            </wp:cNvGraphicFramePr>
+            <a:graphic xmlns:a="http://schemas.openxmlformats.org/drawingml/2006/main">
+              <a:graphicData uri="http://schemas.openxmlformats.org/drawingml/2006/picture">
+                <pic:pic xmlns:pic="http://schemas.openxmlformats.org/drawingml/2006/picture">
+                  <pic:nvPicPr>
+                    <pic:cNvPr id="143796915" name=""/>
+                    <pic:cNvPicPr/>
+                  </pic:nvPicPr>
+                  <pic:blipFill>
+                    <a:blip r:embed="rId15"/>
+                    <a:stretch>
+                      <a:fillRect/>
+                    </a:stretch>
+                  </pic:blipFill>
+                  <pic:spPr>
+                    <a:xfrm>
+                      <a:off x="0" y="0"/>
+                      <a:ext cx="4370449" cy="2522439"/>
+                    </a:xfrm>
+                    <a:prstGeom prst="rect">
+                      <a:avLst/>
+                    </a:prstGeom>
+                  </pic:spPr>
+                </pic:pic>
+              </a:graphicData>
+            </a:graphic>
+          </wp:inline>
+        </w:drawing>
+      </w:r>
       <w:r>
         <w:rPr>
           <w:rFonts w:asciiTheme="majorHAnsi" w:hAnsiTheme="majorHAnsi"/>
@@ -214,36 +883,24 @@
           <w14:ligatures w14:val="none"/>
         </w:rPr>
       </w:pPr>
-      <w:proofErr w:type="gramStart"/>
       <w:r>
         <w:rPr>
           <w:rFonts w:asciiTheme="majorHAnsi" w:eastAsia="Times New Roman" w:hAnsiTheme="majorHAnsi" w:cs="Times New Roman"/>
           <w:kern w:val="0"/>
           <w14:ligatures w14:val="none"/>
         </w:rPr>
-        <w:t>Filter to</w:t>
-      </w:r>
-      <w:proofErr w:type="gramEnd"/>
+        <w:t xml:space="preserve">Filter to </w:t>
+      </w:r>
       <w:r>
         <w:rPr>
           <w:rFonts w:asciiTheme="majorHAnsi" w:eastAsia="Times New Roman" w:hAnsiTheme="majorHAnsi" w:cs="Times New Roman"/>
+          <w:b/>
+          <w:bCs/>
           <w:kern w:val="0"/>
           <w14:ligatures w14:val="none"/>
         </w:rPr>
-        <w:t xml:space="preserve"> </w:t>
-      </w:r>
-      <w:proofErr w:type="gramStart"/>
-      <w:r>
-        <w:rPr>
-          <w:rFonts w:asciiTheme="majorHAnsi" w:eastAsia="Times New Roman" w:hAnsiTheme="majorHAnsi" w:cs="Times New Roman"/>
-          <w:b/>
-          <w:bCs/>
-          <w:kern w:val="0"/>
-          <w14:ligatures w14:val="none"/>
-        </w:rPr>
         <w:t>High Risk</w:t>
       </w:r>
-      <w:proofErr w:type="gramEnd"/>
       <w:r>
         <w:rPr>
           <w:rFonts w:asciiTheme="majorHAnsi" w:eastAsia="Times New Roman" w:hAnsiTheme="majorHAnsi" w:cs="Times New Roman"/>
@@ -456,7 +1113,7 @@
         </w:rPr>
         <w:br/>
       </w:r>
-      <w:hyperlink r:id="rId9" w:history="1">
+      <w:hyperlink r:id="rId16" w:history="1">
         <w:r>
           <w:rPr>
             <w:rStyle w:val="Hyperlink"/>
@@ -529,21 +1186,7 @@
         <w:rPr>
           <w:rFonts w:asciiTheme="majorHAnsi" w:hAnsiTheme="majorHAnsi"/>
         </w:rPr>
-        <w:t xml:space="preserve">Train a supervised ML model using historical </w:t>
-      </w:r>
-      <w:proofErr w:type="spellStart"/>
-      <w:r>
-        <w:rPr>
-          <w:rFonts w:asciiTheme="majorHAnsi" w:hAnsiTheme="majorHAnsi"/>
-        </w:rPr>
-        <w:t>anonymised</w:t>
-      </w:r>
-      <w:proofErr w:type="spellEnd"/>
-      <w:r>
-        <w:rPr>
-          <w:rFonts w:asciiTheme="majorHAnsi" w:hAnsiTheme="majorHAnsi"/>
-        </w:rPr>
-        <w:t xml:space="preserve"> student data. </w:t>
+        <w:t xml:space="preserve">Train a supervised ML model using historical anonymised student data. </w:t>
       </w:r>
     </w:p>
     <w:p>
@@ -651,21 +1294,7 @@
         <w:rPr>
           <w:rFonts w:asciiTheme="majorHAnsi" w:hAnsiTheme="majorHAnsi"/>
         </w:rPr>
-        <w:t xml:space="preserve">Use an LLM/RAG layer to generate </w:t>
-      </w:r>
-      <w:proofErr w:type="spellStart"/>
-      <w:r>
-        <w:rPr>
-          <w:rFonts w:asciiTheme="majorHAnsi" w:hAnsiTheme="majorHAnsi"/>
-        </w:rPr>
-        <w:t>personalised</w:t>
-      </w:r>
-      <w:proofErr w:type="spellEnd"/>
-      <w:r>
-        <w:rPr>
-          <w:rFonts w:asciiTheme="majorHAnsi" w:hAnsiTheme="majorHAnsi"/>
-        </w:rPr>
-        <w:t xml:space="preserve"> learning-resource recommendations.</w:t>
+        <w:t>Use an LLM/RAG layer to generate personalised learning-resource recommendations.</w:t>
       </w:r>
     </w:p>
     <w:p>
@@ -707,21 +1336,7 @@
         <w:rPr>
           <w:rFonts w:asciiTheme="majorHAnsi" w:hAnsiTheme="majorHAnsi"/>
         </w:rPr>
-        <w:t xml:space="preserve">The prototype should support lecturers rather than replace professional judgement. Risk flags can be affected by incomplete data, contextual factors or bias. Any real deployment should use appropriate governance, access control, data </w:t>
-      </w:r>
-      <w:proofErr w:type="spellStart"/>
-      <w:r>
-        <w:rPr>
-          <w:rFonts w:asciiTheme="majorHAnsi" w:hAnsiTheme="majorHAnsi"/>
-        </w:rPr>
-        <w:t>minimisation</w:t>
-      </w:r>
-      <w:proofErr w:type="spellEnd"/>
-      <w:r>
-        <w:rPr>
-          <w:rFonts w:asciiTheme="majorHAnsi" w:hAnsiTheme="majorHAnsi"/>
-        </w:rPr>
-        <w:t>, transparency, human review and model monitoring.</w:t>
+        <w:t>The prototype should support lecturers rather than replace professional judgement. Risk flags can be affected by incomplete data, contextual factors or bias. Any real deployment should use appropriate governance, access control, data minimisation, transparency, human review and model monitoring.</w:t>
       </w:r>
     </w:p>
     <w:p>
@@ -1298,7 +1913,7 @@
                     <pic:cNvPicPr/>
                   </pic:nvPicPr>
                   <pic:blipFill>
-                    <a:blip r:embed="rId10"/>
+                    <a:blip r:embed="rId17"/>
                     <a:stretch>
                       <a:fillRect/>
                     </a:stretch>
@@ -1418,27 +2033,52 @@
         </w:rPr>
         <w:br/>
       </w:r>
-      <w:hyperlink r:id="rId11" w:history="1">
+      <w:hyperlink r:id="rId18" w:history="1">
         <w:r>
           <w:rPr>
             <w:rStyle w:val="Hyperlink"/>
             <w:rFonts w:asciiTheme="majorHAnsi" w:hAnsiTheme="majorHAnsi"/>
           </w:rPr>
-          <w:t>https://ai-student-progress-risk-monitoring-evy</w:t>
+          <w:t>https://ai-student-progress-risk-monitoring-evyktamjzjwej2wyxk6wll.streamlit.app/</w:t>
         </w:r>
+      </w:hyperlink>
+    </w:p>
+    <w:p>
+      <w:pPr>
+        <w:spacing w:line="360" w:lineRule="auto"/>
+        <w:rPr>
+          <w:rFonts w:asciiTheme="majorHAnsi" w:hAnsiTheme="majorHAnsi"/>
+        </w:rPr>
+      </w:pPr>
+    </w:p>
+    <w:p>
+      <w:pPr>
+        <w:spacing w:line="360" w:lineRule="auto"/>
+        <w:rPr>
+          <w:rFonts w:asciiTheme="majorHAnsi" w:hAnsiTheme="majorHAnsi"/>
+        </w:rPr>
+      </w:pPr>
+      <w:r>
+        <w:rPr>
+          <w:rFonts w:asciiTheme="majorHAnsi" w:hAnsiTheme="majorHAnsi"/>
+          <w:b/>
+          <w:bCs/>
+        </w:rPr>
+        <w:t>Source Code:</w:t>
+      </w:r>
+      <w:r>
+        <w:rPr>
+          <w:rFonts w:asciiTheme="majorHAnsi" w:hAnsiTheme="majorHAnsi"/>
+        </w:rPr>
+        <w:br/>
+      </w:r>
+      <w:hyperlink r:id="rId19" w:history="1">
         <w:r>
           <w:rPr>
             <w:rStyle w:val="Hyperlink"/>
             <w:rFonts w:asciiTheme="majorHAnsi" w:hAnsiTheme="majorHAnsi"/>
           </w:rPr>
-          <w:t>k</w:t>
-        </w:r>
-        <w:r>
-          <w:rPr>
-            <w:rStyle w:val="Hyperlink"/>
-            <w:rFonts w:asciiTheme="majorHAnsi" w:hAnsiTheme="majorHAnsi"/>
-          </w:rPr>
-          <w:t>tamjzjwej2wyxk6wll.streamlit.app/</w:t>
+          <w:t>https://github.com/dlimks2002/ai-student-progress-risk-monitoring</w:t>
         </w:r>
       </w:hyperlink>
     </w:p>
@@ -1450,62 +2090,9 @@
         </w:rPr>
       </w:pPr>
     </w:p>
-    <w:p>
-      <w:pPr>
-        <w:spacing w:line="360" w:lineRule="auto"/>
-        <w:rPr>
-          <w:rFonts w:asciiTheme="majorHAnsi" w:hAnsiTheme="majorHAnsi"/>
-        </w:rPr>
-      </w:pPr>
-      <w:r>
-        <w:rPr>
-          <w:rFonts w:asciiTheme="majorHAnsi" w:hAnsiTheme="majorHAnsi"/>
-          <w:b/>
-          <w:bCs/>
-        </w:rPr>
-        <w:t>Source Code:</w:t>
-      </w:r>
-      <w:r>
-        <w:rPr>
-          <w:rFonts w:asciiTheme="majorHAnsi" w:hAnsiTheme="majorHAnsi"/>
-        </w:rPr>
-        <w:br/>
-      </w:r>
-      <w:hyperlink r:id="rId12" w:history="1">
-        <w:r>
-          <w:rPr>
-            <w:rStyle w:val="Hyperlink"/>
-            <w:rFonts w:asciiTheme="majorHAnsi" w:hAnsiTheme="majorHAnsi"/>
-          </w:rPr>
-          <w:t>https://github.com/dlimks2002/ai-student-progress-ris</w:t>
-        </w:r>
-        <w:r>
-          <w:rPr>
-            <w:rStyle w:val="Hyperlink"/>
-            <w:rFonts w:asciiTheme="majorHAnsi" w:hAnsiTheme="majorHAnsi"/>
-          </w:rPr>
-          <w:t>k</w:t>
-        </w:r>
-        <w:r>
-          <w:rPr>
-            <w:rStyle w:val="Hyperlink"/>
-            <w:rFonts w:asciiTheme="majorHAnsi" w:hAnsiTheme="majorHAnsi"/>
-          </w:rPr>
-          <w:t>-monitoring</w:t>
-        </w:r>
-      </w:hyperlink>
-    </w:p>
-    <w:p>
-      <w:pPr>
-        <w:spacing w:line="360" w:lineRule="auto"/>
-        <w:rPr>
-          <w:rFonts w:asciiTheme="majorHAnsi" w:hAnsiTheme="majorHAnsi"/>
-        </w:rPr>
-      </w:pPr>
-    </w:p>
     <w:sectPr>
-      <w:headerReference w:type="default" r:id="rId13"/>
-      <w:footerReference w:type="default" r:id="rId14"/>
+      <w:headerReference w:type="default" r:id="rId20"/>
+      <w:footerReference w:type="default" r:id="rId21"/>
       <w:pgSz w:w="12240" w:h="15840"/>
       <w:pgMar w:top="1440" w:right="1440" w:bottom="1440" w:left="1440" w:header="720" w:footer="720" w:gutter="0"/>
       <w:pgBorders w:offsetFrom="page">
@@ -2419,6 +3006,119 @@
       </w:rPr>
     </w:lvl>
   </w:abstractNum>
+  <w:abstractNum w:abstractNumId="6" w15:restartNumberingAfterBreak="0">
+    <w:nsid w:val="610B382F"/>
+    <w:multiLevelType w:val="hybridMultilevel"/>
+    <w:tmpl w:val="71E004DE"/>
+    <w:lvl w:ilvl="0" w:tplc="04090001">
+      <w:start w:val="1"/>
+      <w:numFmt w:val="bullet"/>
+      <w:lvlText w:val=""/>
+      <w:lvlJc w:val="left"/>
+      <w:pPr>
+        <w:ind w:left="720" w:hanging="360"/>
+      </w:pPr>
+      <w:rPr>
+        <w:rFonts w:ascii="Symbol" w:hAnsi="Symbol" w:hint="default"/>
+      </w:rPr>
+    </w:lvl>
+    <w:lvl w:ilvl="1" w:tplc="04090003" w:tentative="1">
+      <w:start w:val="1"/>
+      <w:numFmt w:val="bullet"/>
+      <w:lvlText w:val="o"/>
+      <w:lvlJc w:val="left"/>
+      <w:pPr>
+        <w:ind w:left="1440" w:hanging="360"/>
+      </w:pPr>
+      <w:rPr>
+        <w:rFonts w:ascii="Courier New" w:hAnsi="Courier New" w:cs="Courier New" w:hint="default"/>
+      </w:rPr>
+    </w:lvl>
+    <w:lvl w:ilvl="2" w:tplc="04090005" w:tentative="1">
+      <w:start w:val="1"/>
+      <w:numFmt w:val="bullet"/>
+      <w:lvlText w:val=""/>
+      <w:lvlJc w:val="left"/>
+      <w:pPr>
+        <w:ind w:left="2160" w:hanging="360"/>
+      </w:pPr>
+      <w:rPr>
+        <w:rFonts w:ascii="Wingdings" w:hAnsi="Wingdings" w:hint="default"/>
+      </w:rPr>
+    </w:lvl>
+    <w:lvl w:ilvl="3" w:tplc="04090001" w:tentative="1">
+      <w:start w:val="1"/>
+      <w:numFmt w:val="bullet"/>
+      <w:lvlText w:val=""/>
+      <w:lvlJc w:val="left"/>
+      <w:pPr>
+        <w:ind w:left="2880" w:hanging="360"/>
+      </w:pPr>
+      <w:rPr>
+        <w:rFonts w:ascii="Symbol" w:hAnsi="Symbol" w:hint="default"/>
+      </w:rPr>
+    </w:lvl>
+    <w:lvl w:ilvl="4" w:tplc="04090003" w:tentative="1">
+      <w:start w:val="1"/>
+      <w:numFmt w:val="bullet"/>
+      <w:lvlText w:val="o"/>
+      <w:lvlJc w:val="left"/>
+      <w:pPr>
+        <w:ind w:left="3600" w:hanging="360"/>
+      </w:pPr>
+      <w:rPr>
+        <w:rFonts w:ascii="Courier New" w:hAnsi="Courier New" w:cs="Courier New" w:hint="default"/>
+      </w:rPr>
+    </w:lvl>
+    <w:lvl w:ilvl="5" w:tplc="04090005" w:tentative="1">
+      <w:start w:val="1"/>
+      <w:numFmt w:val="bullet"/>
+      <w:lvlText w:val=""/>
+      <w:lvlJc w:val="left"/>
+      <w:pPr>
+        <w:ind w:left="4320" w:hanging="360"/>
+      </w:pPr>
+      <w:rPr>
+        <w:rFonts w:ascii="Wingdings" w:hAnsi="Wingdings" w:hint="default"/>
+      </w:rPr>
+    </w:lvl>
+    <w:lvl w:ilvl="6" w:tplc="04090001" w:tentative="1">
+      <w:start w:val="1"/>
+      <w:numFmt w:val="bullet"/>
+      <w:lvlText w:val=""/>
+      <w:lvlJc w:val="left"/>
+      <w:pPr>
+        <w:ind w:left="5040" w:hanging="360"/>
+      </w:pPr>
+      <w:rPr>
+        <w:rFonts w:ascii="Symbol" w:hAnsi="Symbol" w:hint="default"/>
+      </w:rPr>
+    </w:lvl>
+    <w:lvl w:ilvl="7" w:tplc="04090003" w:tentative="1">
+      <w:start w:val="1"/>
+      <w:numFmt w:val="bullet"/>
+      <w:lvlText w:val="o"/>
+      <w:lvlJc w:val="left"/>
+      <w:pPr>
+        <w:ind w:left="5760" w:hanging="360"/>
+      </w:pPr>
+      <w:rPr>
+        <w:rFonts w:ascii="Courier New" w:hAnsi="Courier New" w:cs="Courier New" w:hint="default"/>
+      </w:rPr>
+    </w:lvl>
+    <w:lvl w:ilvl="8" w:tplc="04090005" w:tentative="1">
+      <w:start w:val="1"/>
+      <w:numFmt w:val="bullet"/>
+      <w:lvlText w:val=""/>
+      <w:lvlJc w:val="left"/>
+      <w:pPr>
+        <w:ind w:left="6480" w:hanging="360"/>
+      </w:pPr>
+      <w:rPr>
+        <w:rFonts w:ascii="Wingdings" w:hAnsi="Wingdings" w:hint="default"/>
+      </w:rPr>
+    </w:lvl>
+  </w:abstractNum>
   <w:num w:numId="1" w16cid:durableId="1943680410">
     <w:abstractNumId w:val="1"/>
   </w:num>
@@ -2436,6 +3136,9 @@
   </w:num>
   <w:num w:numId="6" w16cid:durableId="206381756">
     <w:abstractNumId w:val="2"/>
+  </w:num>
+  <w:num w:numId="7" w16cid:durableId="574126734">
+    <w:abstractNumId w:val="6"/>
   </w:num>
 </w:numbering>
 </file>
